--- a/Coding 2 - year/Unit 1 - Data Structures/Daily Lesson Plans/Word/Day 22.docx
+++ b/Coding 2 - year/Unit 1 - Data Structures/Daily Lesson Plans/Word/Day 22.docx
@@ -50,12 +50,15 @@
               </w:rPr>
               <w:t xml:space="preserve">Coding II — Full Year</w:t>
             </w:r>
-          </w:p>
-          <w:p>
-            <w:pPr>
-              <w:spacing w:before="40"/>
-              <w:jc w:val="center"/>
-            </w:pPr>
+            <w:r>
+              <w:rPr>
+                <w:rFonts w:ascii="Arial" w:cs="Arial" w:eastAsia="Arial" w:hAnsi="Arial"/>
+                <w:sz w:val="16"/>
+                <w:szCs w:val="16"/>
+              </w:rPr>
+              <w:br/>
+              <w:t xml:space="preserve"/>
+            </w:r>
             <w:r>
               <w:rPr>
                 <w:rFonts w:ascii="Arial" w:cs="Arial" w:eastAsia="Arial" w:hAnsi="Arial"/>
@@ -83,7 +86,7 @@
           <w:rFonts w:ascii="Arial" w:cs="Arial" w:eastAsia="Arial" w:hAnsi="Arial"/>
           <w:b/>
           <w:bCs/>
-          <w:color w:val="0D3B1F"/>
+          <w:color w:val="1B7A4A"/>
           <w:sz w:val="32"/>
           <w:szCs w:val="32"/>
         </w:rPr>
@@ -261,9 +264,9 @@
               <w:right w:val="single" w:color="CCCCCC" w:sz="1"/>
             </w:tcBorders>
             <w:tcMar>
-              <w:top w:type="dxa" w:w="60"/>
+              <w:top w:type="dxa" w:w="80"/>
               <w:left w:type="dxa" w:w="120"/>
-              <w:bottom w:type="dxa" w:w="60"/>
+              <w:bottom w:type="dxa" w:w="80"/>
               <w:right w:type="dxa" w:w="120"/>
             </w:tcMar>
           </w:tcPr>
@@ -290,20 +293,147 @@
               <w:right w:val="single" w:color="CCCCCC" w:sz="1"/>
             </w:tcBorders>
             <w:tcMar>
-              <w:top w:type="dxa" w:w="60"/>
+              <w:top w:type="dxa" w:w="80"/>
               <w:left w:type="dxa" w:w="120"/>
-              <w:bottom w:type="dxa" w:w="60"/>
+              <w:bottom w:type="dxa" w:w="80"/>
               <w:right w:type="dxa" w:w="120"/>
             </w:tcMar>
           </w:tcPr>
           <w:p>
-            <w:r>
-              <w:rPr>
-                <w:rFonts w:ascii="Arial" w:cs="Arial" w:eastAsia="Arial" w:hAnsi="Arial"/>
-                <w:sz w:val="20"/>
-                <w:szCs w:val="20"/>
+            <w:pPr>
+              <w:spacing w:after="80" w:before="80"/>
+            </w:pPr>
+            <w:r>
+              <w:rPr>
+                <w:rFonts w:ascii="Arial" w:cs="Arial" w:eastAsia="Arial" w:hAnsi="Arial"/>
+                <w:b/>
+                <w:bCs/>
+                <w:i w:val="false"/>
+                <w:iCs w:val="false"/>
+                <w:color w:val="000000"/>
+                <w:sz w:val="22"/>
+                <w:szCs w:val="22"/>
               </w:rPr>
               <w:t xml:space="preserve">Bell Ringer / Review</w:t>
+            </w:r>
+            <w:r>
+              <w:rPr>
+                <w:rFonts w:ascii="Arial" w:cs="Arial" w:eastAsia="Arial" w:hAnsi="Arial"/>
+                <w:sz w:val="20"/>
+                <w:szCs w:val="20"/>
+              </w:rPr>
+              <w:br/>
+              <w:t xml:space="preserve"/>
+            </w:r>
+            <w:r>
+              <w:rPr>
+                <w:rFonts w:ascii="Arial" w:cs="Arial" w:eastAsia="Arial" w:hAnsi="Arial"/>
+                <w:sz w:val="20"/>
+                <w:szCs w:val="20"/>
+              </w:rPr>
+              <w:br/>
+              <w:t xml:space="preserve"/>
+            </w:r>
+            <w:r>
+              <w:rPr>
+                <w:rFonts w:ascii="Arial" w:cs="Arial" w:eastAsia="Arial" w:hAnsi="Arial"/>
+                <w:b/>
+                <w:bCs/>
+                <w:i w:val="false"/>
+                <w:iCs w:val="false"/>
+                <w:color w:val="000000"/>
+                <w:sz w:val="20"/>
+                <w:szCs w:val="20"/>
+              </w:rPr>
+              <w:t xml:space="preserve">Quick Write </w:t>
+            </w:r>
+            <w:r>
+              <w:rPr>
+                <w:rFonts w:ascii="Arial" w:cs="Arial" w:eastAsia="Arial" w:hAnsi="Arial"/>
+                <w:b w:val="false"/>
+                <w:bCs w:val="false"/>
+                <w:i w:val="false"/>
+                <w:iCs w:val="false"/>
+                <w:color w:val="000000"/>
+                <w:sz w:val="20"/>
+                <w:szCs w:val="20"/>
+              </w:rPr>
+              <w:t xml:space="preserve">(3 min — written or verbal):</w:t>
+            </w:r>
+            <w:r>
+              <w:rPr>
+                <w:rFonts w:ascii="Arial" w:cs="Arial" w:eastAsia="Arial" w:hAnsi="Arial"/>
+                <w:sz w:val="20"/>
+                <w:szCs w:val="20"/>
+              </w:rPr>
+              <w:br/>
+              <w:t xml:space="preserve"/>
+            </w:r>
+            <w:r>
+              <w:rPr>
+                <w:rFonts w:ascii="Arial" w:cs="Arial" w:eastAsia="Arial" w:hAnsi="Arial"/>
+                <w:b w:val="false"/>
+                <w:bCs w:val="false"/>
+                <w:i w:val="false"/>
+                <w:iCs w:val="false"/>
+                <w:color w:val="000000"/>
+                <w:sz w:val="20"/>
+                <w:szCs w:val="20"/>
+              </w:rPr>
+              <w:t xml:space="preserve">    In your own words: Demonstrate mastery of lists, tuples, dictionaries, and sets through applied problem-solving?</w:t>
+            </w:r>
+            <w:r>
+              <w:rPr>
+                <w:rFonts w:ascii="Arial" w:cs="Arial" w:eastAsia="Arial" w:hAnsi="Arial"/>
+                <w:sz w:val="20"/>
+                <w:szCs w:val="20"/>
+              </w:rPr>
+              <w:br/>
+              <w:t xml:space="preserve"/>
+            </w:r>
+            <w:r>
+              <w:rPr>
+                <w:rFonts w:ascii="Arial" w:cs="Arial" w:eastAsia="Arial" w:hAnsi="Arial"/>
+                <w:sz w:val="20"/>
+                <w:szCs w:val="20"/>
+              </w:rPr>
+              <w:br/>
+              <w:t xml:space="preserve"/>
+            </w:r>
+            <w:r>
+              <w:rPr>
+                <w:rFonts w:ascii="Arial" w:cs="Arial" w:eastAsia="Arial" w:hAnsi="Arial"/>
+                <w:b w:val="false"/>
+                <w:bCs w:val="false"/>
+                <w:i/>
+                <w:iCs/>
+                <w:color w:val="444444"/>
+                <w:sz w:val="20"/>
+                <w:szCs w:val="20"/>
+              </w:rPr>
+              <w:t xml:space="preserve">Today's Goal: By the end of class you will be able to demonstrate mastery of lists, tuples, dictionaries, and sets through applied problem-solving.</w:t>
+            </w:r>
+            <w:r>
+              <w:rPr>
+                <w:rFonts w:ascii="Arial" w:cs="Arial" w:eastAsia="Arial" w:hAnsi="Arial"/>
+                <w:sz w:val="20"/>
+                <w:szCs w:val="20"/>
+              </w:rPr>
+              <w:br/>
+              <w:t xml:space="preserve"/>
+            </w:r>
+            <w:r>
+              <w:rPr>
+                <w:rFonts w:ascii="Arial" w:cs="Arial" w:eastAsia="Arial" w:hAnsi="Arial"/>
+                <w:b w:val="false"/>
+                <w:bCs w:val="false"/>
+                <w:i/>
+                <w:iCs/>
+                <w:color w:val="555555"/>
+                <w:sz w:val="20"/>
+                <w:szCs w:val="20"/>
+              </w:rPr>
+              <w:t xml:space="preserve">→ Pair-share your response, then 2–3 students share with the class.</w:t>
             </w:r>
           </w:p>
         </w:tc>
@@ -319,9 +449,9 @@
               <w:right w:val="single" w:color="CCCCCC" w:sz="1"/>
             </w:tcBorders>
             <w:tcMar>
-              <w:top w:type="dxa" w:w="60"/>
+              <w:top w:type="dxa" w:w="80"/>
               <w:left w:type="dxa" w:w="120"/>
-              <w:bottom w:type="dxa" w:w="60"/>
+              <w:bottom w:type="dxa" w:w="80"/>
               <w:right w:type="dxa" w:w="120"/>
             </w:tcMar>
           </w:tcPr>
@@ -348,20 +478,164 @@
               <w:right w:val="single" w:color="CCCCCC" w:sz="1"/>
             </w:tcBorders>
             <w:tcMar>
-              <w:top w:type="dxa" w:w="60"/>
+              <w:top w:type="dxa" w:w="80"/>
               <w:left w:type="dxa" w:w="120"/>
-              <w:bottom w:type="dxa" w:w="60"/>
+              <w:bottom w:type="dxa" w:w="80"/>
               <w:right w:type="dxa" w:w="120"/>
             </w:tcMar>
           </w:tcPr>
           <w:p>
-            <w:r>
-              <w:rPr>
-                <w:rFonts w:ascii="Arial" w:cs="Arial" w:eastAsia="Arial" w:hAnsi="Arial"/>
-                <w:sz w:val="20"/>
-                <w:szCs w:val="20"/>
-              </w:rPr>
-              <w:t xml:space="preserve">Mini Lesson: Unit 1 Assessment — Data Structures</w:t>
+            <w:pPr>
+              <w:spacing w:after="80" w:before="80"/>
+            </w:pPr>
+            <w:r>
+              <w:rPr>
+                <w:rFonts w:ascii="Arial" w:cs="Arial" w:eastAsia="Arial" w:hAnsi="Arial"/>
+                <w:b/>
+                <w:bCs/>
+                <w:i w:val="false"/>
+                <w:iCs w:val="false"/>
+                <w:color w:val="000000"/>
+                <w:sz w:val="22"/>
+                <w:szCs w:val="22"/>
+              </w:rPr>
+              <w:t xml:space="preserve">Mini Lesson: </w:t>
+            </w:r>
+            <w:r>
+              <w:rPr>
+                <w:rFonts w:ascii="Arial" w:cs="Arial" w:eastAsia="Arial" w:hAnsi="Arial"/>
+                <w:b w:val="false"/>
+                <w:bCs w:val="false"/>
+                <w:i w:val="false"/>
+                <w:iCs w:val="false"/>
+                <w:color w:val="000000"/>
+                <w:sz w:val="22"/>
+                <w:szCs w:val="22"/>
+              </w:rPr>
+              <w:t xml:space="preserve">Unit 1 Assessment — Data Structures</w:t>
+            </w:r>
+            <w:r>
+              <w:rPr>
+                <w:rFonts w:ascii="Arial" w:cs="Arial" w:eastAsia="Arial" w:hAnsi="Arial"/>
+                <w:sz w:val="20"/>
+                <w:szCs w:val="20"/>
+              </w:rPr>
+              <w:br/>
+              <w:t xml:space="preserve"/>
+            </w:r>
+            <w:r>
+              <w:rPr>
+                <w:rFonts w:ascii="Arial" w:cs="Arial" w:eastAsia="Arial" w:hAnsi="Arial"/>
+                <w:sz w:val="20"/>
+                <w:szCs w:val="20"/>
+              </w:rPr>
+              <w:br/>
+              <w:t xml:space="preserve"/>
+            </w:r>
+            <w:r>
+              <w:rPr>
+                <w:rFonts w:ascii="Arial" w:cs="Arial" w:eastAsia="Arial" w:hAnsi="Arial"/>
+                <w:b/>
+                <w:bCs/>
+                <w:i/>
+                <w:iCs/>
+                <w:color w:val="000000"/>
+                <w:sz w:val="20"/>
+                <w:szCs w:val="20"/>
+              </w:rPr>
+              <w:t xml:space="preserve">Learning Target: </w:t>
+            </w:r>
+            <w:r>
+              <w:rPr>
+                <w:rFonts w:ascii="Arial" w:cs="Arial" w:eastAsia="Arial" w:hAnsi="Arial"/>
+                <w:b w:val="false"/>
+                <w:bCs w:val="false"/>
+                <w:i/>
+                <w:iCs/>
+                <w:color w:val="333333"/>
+                <w:sz w:val="20"/>
+                <w:szCs w:val="20"/>
+              </w:rPr>
+              <w:t xml:space="preserve">I can demonstrate mastery of lists, tuples, dictionaries, and sets through applied problem-solving.</w:t>
+            </w:r>
+            <w:r>
+              <w:rPr>
+                <w:rFonts w:ascii="Arial" w:cs="Arial" w:eastAsia="Arial" w:hAnsi="Arial"/>
+                <w:sz w:val="20"/>
+                <w:szCs w:val="20"/>
+              </w:rPr>
+              <w:br/>
+              <w:t xml:space="preserve"/>
+            </w:r>
+            <w:r>
+              <w:rPr>
+                <w:rFonts w:ascii="Arial" w:cs="Arial" w:eastAsia="Arial" w:hAnsi="Arial"/>
+                <w:sz w:val="20"/>
+                <w:szCs w:val="20"/>
+              </w:rPr>
+              <w:br/>
+              <w:t xml:space="preserve"/>
+            </w:r>
+            <w:r>
+              <w:rPr>
+                <w:rFonts w:ascii="Arial" w:cs="Arial" w:eastAsia="Arial" w:hAnsi="Arial"/>
+                <w:b/>
+                <w:bCs/>
+                <w:i/>
+                <w:iCs/>
+                <w:color w:val="555555"/>
+                <w:sz w:val="20"/>
+                <w:szCs w:val="20"/>
+              </w:rPr>
+              <w:t xml:space="preserve">→ Live Demo — </w:t>
+            </w:r>
+            <w:r>
+              <w:rPr>
+                <w:rFonts w:ascii="Arial" w:cs="Arial" w:eastAsia="Arial" w:hAnsi="Arial"/>
+                <w:b w:val="false"/>
+                <w:bCs w:val="false"/>
+                <w:i/>
+                <w:iCs/>
+                <w:color w:val="555555"/>
+                <w:sz w:val="20"/>
+                <w:szCs w:val="20"/>
+              </w:rPr>
+              <w:t xml:space="preserve">type examples as students follow along in their own editor.</w:t>
+            </w:r>
+            <w:r>
+              <w:rPr>
+                <w:rFonts w:ascii="Arial" w:cs="Arial" w:eastAsia="Arial" w:hAnsi="Arial"/>
+                <w:sz w:val="20"/>
+                <w:szCs w:val="20"/>
+              </w:rPr>
+              <w:br/>
+              <w:t xml:space="preserve"/>
+            </w:r>
+            <w:r>
+              <w:rPr>
+                <w:rFonts w:ascii="Arial" w:cs="Arial" w:eastAsia="Arial" w:hAnsi="Arial"/>
+                <w:b/>
+                <w:bCs/>
+                <w:i/>
+                <w:iCs/>
+                <w:color w:val="555555"/>
+                <w:sz w:val="20"/>
+                <w:szCs w:val="20"/>
+              </w:rPr>
+              <w:t xml:space="preserve">→ Check for Understanding: </w:t>
+            </w:r>
+            <w:r>
+              <w:rPr>
+                <w:rFonts w:ascii="Arial" w:cs="Arial" w:eastAsia="Arial" w:hAnsi="Arial"/>
+                <w:b w:val="false"/>
+                <w:bCs w:val="false"/>
+                <w:i/>
+                <w:iCs/>
+                <w:color w:val="555555"/>
+                <w:sz w:val="20"/>
+                <w:szCs w:val="20"/>
+              </w:rPr>
+              <w:t xml:space="preserve">pause and cold-call: “Can someone explain what we just did in their own words?”</w:t>
             </w:r>
           </w:p>
         </w:tc>
@@ -377,9 +651,9 @@
               <w:right w:val="single" w:color="CCCCCC" w:sz="1"/>
             </w:tcBorders>
             <w:tcMar>
-              <w:top w:type="dxa" w:w="60"/>
+              <w:top w:type="dxa" w:w="80"/>
               <w:left w:type="dxa" w:w="120"/>
-              <w:bottom w:type="dxa" w:w="60"/>
+              <w:bottom w:type="dxa" w:w="80"/>
               <w:right w:type="dxa" w:w="120"/>
             </w:tcMar>
           </w:tcPr>
@@ -392,7 +666,7 @@
                 <w:sz w:val="20"/>
                 <w:szCs w:val="20"/>
               </w:rPr>
-              <w:t xml:space="preserve">15-20 min</w:t>
+              <w:t xml:space="preserve">15–20 min</w:t>
             </w:r>
           </w:p>
         </w:tc>
@@ -406,20 +680,81 @@
               <w:right w:val="single" w:color="CCCCCC" w:sz="1"/>
             </w:tcBorders>
             <w:tcMar>
-              <w:top w:type="dxa" w:w="60"/>
+              <w:top w:type="dxa" w:w="80"/>
               <w:left w:type="dxa" w:w="120"/>
-              <w:bottom w:type="dxa" w:w="60"/>
+              <w:bottom w:type="dxa" w:w="80"/>
               <w:right w:type="dxa" w:w="120"/>
             </w:tcMar>
           </w:tcPr>
           <w:p>
-            <w:r>
-              <w:rPr>
-                <w:rFonts w:ascii="Arial" w:cs="Arial" w:eastAsia="Arial" w:hAnsi="Arial"/>
-                <w:sz w:val="20"/>
-                <w:szCs w:val="20"/>
+            <w:pPr>
+              <w:spacing w:after="80" w:before="80"/>
+            </w:pPr>
+            <w:r>
+              <w:rPr>
+                <w:rFonts w:ascii="Arial" w:cs="Arial" w:eastAsia="Arial" w:hAnsi="Arial"/>
+                <w:b/>
+                <w:bCs/>
+                <w:i w:val="false"/>
+                <w:iCs w:val="false"/>
+                <w:color w:val="000000"/>
+                <w:sz w:val="22"/>
+                <w:szCs w:val="22"/>
               </w:rPr>
               <w:t xml:space="preserve">Independent Practice / Code Along</w:t>
+            </w:r>
+            <w:r>
+              <w:rPr>
+                <w:rFonts w:ascii="Arial" w:cs="Arial" w:eastAsia="Arial" w:hAnsi="Arial"/>
+                <w:sz w:val="20"/>
+                <w:szCs w:val="20"/>
+              </w:rPr>
+              <w:br/>
+              <w:t xml:space="preserve"/>
+            </w:r>
+            <w:r>
+              <w:rPr>
+                <w:rFonts w:ascii="Arial" w:cs="Arial" w:eastAsia="Arial" w:hAnsi="Arial"/>
+                <w:b w:val="false"/>
+                <w:bCs w:val="false"/>
+                <w:i w:val="false"/>
+                <w:iCs w:val="false"/>
+                <w:color w:val="000000"/>
+                <w:sz w:val="20"/>
+                <w:szCs w:val="20"/>
+              </w:rPr>
+              <w:t xml:space="preserve">    Work through problems from the day's exercise set.</w:t>
+            </w:r>
+            <w:r>
+              <w:rPr>
+                <w:rFonts w:ascii="Arial" w:cs="Arial" w:eastAsia="Arial" w:hAnsi="Arial"/>
+                <w:sz w:val="20"/>
+                <w:szCs w:val="20"/>
+              </w:rPr>
+              <w:br/>
+              <w:t xml:space="preserve"/>
+            </w:r>
+            <w:r>
+              <w:rPr>
+                <w:rFonts w:ascii="Arial" w:cs="Arial" w:eastAsia="Arial" w:hAnsi="Arial"/>
+                <w:sz w:val="20"/>
+                <w:szCs w:val="20"/>
+              </w:rPr>
+              <w:br/>
+              <w:t xml:space="preserve"/>
+            </w:r>
+            <w:r>
+              <w:rPr>
+                <w:rFonts w:ascii="Arial" w:cs="Arial" w:eastAsia="Arial" w:hAnsi="Arial"/>
+                <w:b w:val="false"/>
+                <w:bCs w:val="false"/>
+                <w:i/>
+                <w:iCs/>
+                <w:color w:val="555555"/>
+                <w:sz w:val="20"/>
+                <w:szCs w:val="20"/>
+              </w:rPr>
+              <w:t xml:space="preserve">→ Teacher circulates — offer hints, check for understanding.</w:t>
             </w:r>
           </w:p>
         </w:tc>
@@ -435,9 +770,9 @@
               <w:right w:val="single" w:color="CCCCCC" w:sz="1"/>
             </w:tcBorders>
             <w:tcMar>
-              <w:top w:type="dxa" w:w="60"/>
+              <w:top w:type="dxa" w:w="80"/>
               <w:left w:type="dxa" w:w="120"/>
-              <w:bottom w:type="dxa" w:w="60"/>
+              <w:bottom w:type="dxa" w:w="80"/>
               <w:right w:type="dxa" w:w="120"/>
             </w:tcMar>
           </w:tcPr>
@@ -464,20 +799,90 @@
               <w:right w:val="single" w:color="CCCCCC" w:sz="1"/>
             </w:tcBorders>
             <w:tcMar>
-              <w:top w:type="dxa" w:w="60"/>
+              <w:top w:type="dxa" w:w="80"/>
               <w:left w:type="dxa" w:w="120"/>
-              <w:bottom w:type="dxa" w:w="60"/>
+              <w:bottom w:type="dxa" w:w="80"/>
               <w:right w:type="dxa" w:w="120"/>
             </w:tcMar>
           </w:tcPr>
           <w:p>
-            <w:r>
-              <w:rPr>
-                <w:rFonts w:ascii="Arial" w:cs="Arial" w:eastAsia="Arial" w:hAnsi="Arial"/>
-                <w:sz w:val="20"/>
-                <w:szCs w:val="20"/>
+            <w:pPr>
+              <w:spacing w:after="80" w:before="80"/>
+            </w:pPr>
+            <w:r>
+              <w:rPr>
+                <w:rFonts w:ascii="Arial" w:cs="Arial" w:eastAsia="Arial" w:hAnsi="Arial"/>
+                <w:b/>
+                <w:bCs/>
+                <w:i w:val="false"/>
+                <w:iCs w:val="false"/>
+                <w:color w:val="000000"/>
+                <w:sz w:val="22"/>
+                <w:szCs w:val="22"/>
               </w:rPr>
               <w:t xml:space="preserve">Exit Ticket / Wrap-Up</w:t>
+            </w:r>
+            <w:r>
+              <w:rPr>
+                <w:rFonts w:ascii="Arial" w:cs="Arial" w:eastAsia="Arial" w:hAnsi="Arial"/>
+                <w:sz w:val="20"/>
+                <w:szCs w:val="20"/>
+              </w:rPr>
+              <w:br/>
+              <w:t xml:space="preserve"/>
+            </w:r>
+            <w:r>
+              <w:rPr>
+                <w:rFonts w:ascii="Arial" w:cs="Arial" w:eastAsia="Arial" w:hAnsi="Arial"/>
+                <w:sz w:val="20"/>
+                <w:szCs w:val="20"/>
+              </w:rPr>
+              <w:br/>
+              <w:t xml:space="preserve"/>
+            </w:r>
+            <w:r>
+              <w:rPr>
+                <w:rFonts w:ascii="Arial" w:cs="Arial" w:eastAsia="Arial" w:hAnsi="Arial"/>
+                <w:b w:val="false"/>
+                <w:bCs w:val="false"/>
+                <w:i w:val="false"/>
+                <w:iCs w:val="false"/>
+                <w:color w:val="000000"/>
+                <w:sz w:val="20"/>
+                <w:szCs w:val="20"/>
+              </w:rPr>
+              <w:t xml:space="preserve">Quick Check: Demonstrate mastery of lists, tuples, dictionaries, and sets through applied problem-solving?</w:t>
+            </w:r>
+            <w:r>
+              <w:rPr>
+                <w:rFonts w:ascii="Arial" w:cs="Arial" w:eastAsia="Arial" w:hAnsi="Arial"/>
+                <w:sz w:val="20"/>
+                <w:szCs w:val="20"/>
+              </w:rPr>
+              <w:br/>
+              <w:t xml:space="preserve"/>
+            </w:r>
+            <w:r>
+              <w:rPr>
+                <w:rFonts w:ascii="Arial" w:cs="Arial" w:eastAsia="Arial" w:hAnsi="Arial"/>
+                <w:sz w:val="20"/>
+                <w:szCs w:val="20"/>
+              </w:rPr>
+              <w:br/>
+              <w:t xml:space="preserve"/>
+            </w:r>
+            <w:r>
+              <w:rPr>
+                <w:rFonts w:ascii="Arial" w:cs="Arial" w:eastAsia="Arial" w:hAnsi="Arial"/>
+                <w:b w:val="false"/>
+                <w:bCs w:val="false"/>
+                <w:i/>
+                <w:iCs/>
+                <w:color w:val="555555"/>
+                <w:sz w:val="20"/>
+                <w:szCs w:val="20"/>
+              </w:rPr>
+              <w:t xml:space="preserve">→ 3–2–1: Name 3 things learned, 2 new vocab words, 1 question you still have.</w:t>
             </w:r>
           </w:p>
         </w:tc>
@@ -855,7 +1260,7 @@
                 <w:sz w:val="18"/>
                 <w:szCs w:val="18"/>
               </w:rPr>
-              <w:t xml:space="preserve"># Test</w:t>
+              <w:t xml:space="preserve"> </w:t>
             </w:r>
           </w:p>
           <w:p>
@@ -1013,7 +1418,7 @@
                 <w:sz w:val="18"/>
                 <w:szCs w:val="18"/>
               </w:rPr>
-              <w:t xml:space="preserve"># Test</w:t>
+              <w:t xml:space="preserve"> </w:t>
             </w:r>
           </w:p>
           <w:p>
@@ -1106,19 +1511,6 @@
                 <w:sz w:val="18"/>
                 <w:szCs w:val="18"/>
               </w:rPr>
-              <w:t xml:space="preserve"># Example</w:t>
-            </w:r>
-          </w:p>
-          <w:p>
-            <w:pPr>
-              <w:spacing w:after="20"/>
-            </w:pPr>
-            <w:r>
-              <w:rPr>
-                <w:rFonts w:ascii="Courier New" w:cs="Courier New" w:eastAsia="Courier New" w:hAnsi="Courier New"/>
-                <w:sz w:val="18"/>
-                <w:szCs w:val="18"/>
-              </w:rPr>
               <w:t xml:space="preserve">input_list = [1, 2, 2, 3, 1, 4]</w:t>
             </w:r>
           </w:p>
@@ -1145,19 +1537,6 @@
                 <w:sz w:val="18"/>
                 <w:szCs w:val="18"/>
               </w:rPr>
-              <w:t xml:space="preserve"># Expected output: [1, 2, 3, 4]</w:t>
-            </w:r>
-          </w:p>
-          <w:p>
-            <w:pPr>
-              <w:spacing w:after="20"/>
-            </w:pPr>
-            <w:r>
-              <w:rPr>
-                <w:rFonts w:ascii="Courier New" w:cs="Courier New" w:eastAsia="Courier New" w:hAnsi="Courier New"/>
-                <w:sz w:val="18"/>
-                <w:szCs w:val="18"/>
-              </w:rPr>
               <w:t xml:space="preserve"> </w:t>
             </w:r>
           </w:p>
@@ -1171,7 +1550,20 @@
                 <w:sz w:val="18"/>
                 <w:szCs w:val="18"/>
               </w:rPr>
-              <w:t xml:space="preserve"># Starter code:</w:t>
+              <w:t xml:space="preserve"> </w:t>
+            </w:r>
+          </w:p>
+          <w:p>
+            <w:pPr>
+              <w:spacing w:after="20"/>
+            </w:pPr>
+            <w:r>
+              <w:rPr>
+                <w:rFonts w:ascii="Courier New" w:cs="Courier New" w:eastAsia="Courier New" w:hAnsi="Courier New"/>
+                <w:sz w:val="18"/>
+                <w:szCs w:val="18"/>
+              </w:rPr>
+              <w:t xml:space="preserve"> </w:t>
             </w:r>
           </w:p>
           <w:p>
@@ -1264,19 +1656,6 @@
                 <w:sz w:val="18"/>
                 <w:szCs w:val="18"/>
               </w:rPr>
-              <w:t xml:space="preserve"># Example</w:t>
-            </w:r>
-          </w:p>
-          <w:p>
-            <w:pPr>
-              <w:spacing w:after="20"/>
-            </w:pPr>
-            <w:r>
-              <w:rPr>
-                <w:rFonts w:ascii="Courier New" w:cs="Courier New" w:eastAsia="Courier New" w:hAnsi="Courier New"/>
-                <w:sz w:val="18"/>
-                <w:szCs w:val="18"/>
-              </w:rPr>
               <w:t xml:space="preserve">text = "hello world hello python"</w:t>
             </w:r>
           </w:p>
@@ -1303,19 +1682,6 @@
                 <w:sz w:val="18"/>
                 <w:szCs w:val="18"/>
               </w:rPr>
-              <w:t xml:space="preserve"># Expected: {"hello": 2, "world": 1, "python": 1}</w:t>
-            </w:r>
-          </w:p>
-          <w:p>
-            <w:pPr>
-              <w:spacing w:after="20"/>
-            </w:pPr>
-            <w:r>
-              <w:rPr>
-                <w:rFonts w:ascii="Courier New" w:cs="Courier New" w:eastAsia="Courier New" w:hAnsi="Courier New"/>
-                <w:sz w:val="18"/>
-                <w:szCs w:val="18"/>
-              </w:rPr>
               <w:t xml:space="preserve"> </w:t>
             </w:r>
           </w:p>
@@ -1329,7 +1695,20 @@
                 <w:sz w:val="18"/>
                 <w:szCs w:val="18"/>
               </w:rPr>
-              <w:t xml:space="preserve"># Starter code:</w:t>
+              <w:t xml:space="preserve"> </w:t>
+            </w:r>
+          </w:p>
+          <w:p>
+            <w:pPr>
+              <w:spacing w:after="20"/>
+            </w:pPr>
+            <w:r>
+              <w:rPr>
+                <w:rFonts w:ascii="Courier New" w:cs="Courier New" w:eastAsia="Courier New" w:hAnsi="Courier New"/>
+                <w:sz w:val="18"/>
+                <w:szCs w:val="18"/>
+              </w:rPr>
+              <w:t xml:space="preserve"> </w:t>
             </w:r>
           </w:p>
           <w:p>
@@ -1422,19 +1801,6 @@
                 <w:sz w:val="18"/>
                 <w:szCs w:val="18"/>
               </w:rPr>
-              <w:t xml:space="preserve"># Example</w:t>
-            </w:r>
-          </w:p>
-          <w:p>
-            <w:pPr>
-              <w:spacing w:after="20"/>
-            </w:pPr>
-            <w:r>
-              <w:rPr>
-                <w:rFonts w:ascii="Courier New" w:cs="Courier New" w:eastAsia="Courier New" w:hAnsi="Courier New"/>
-                <w:sz w:val="18"/>
-                <w:szCs w:val="18"/>
-              </w:rPr>
               <w:t xml:space="preserve">list1 = [1, 2, 3, 4, 5]</w:t>
             </w:r>
           </w:p>
@@ -1474,19 +1840,6 @@
                 <w:sz w:val="18"/>
                 <w:szCs w:val="18"/>
               </w:rPr>
-              <w:t xml:space="preserve"># Expected: [3, 4, 5] or {3, 4, 5}</w:t>
-            </w:r>
-          </w:p>
-          <w:p>
-            <w:pPr>
-              <w:spacing w:after="20"/>
-            </w:pPr>
-            <w:r>
-              <w:rPr>
-                <w:rFonts w:ascii="Courier New" w:cs="Courier New" w:eastAsia="Courier New" w:hAnsi="Courier New"/>
-                <w:sz w:val="18"/>
-                <w:szCs w:val="18"/>
-              </w:rPr>
               <w:t xml:space="preserve"> </w:t>
             </w:r>
           </w:p>
@@ -1500,7 +1853,20 @@
                 <w:sz w:val="18"/>
                 <w:szCs w:val="18"/>
               </w:rPr>
-              <w:t xml:space="preserve"># Starter code:</w:t>
+              <w:t xml:space="preserve"> </w:t>
+            </w:r>
+          </w:p>
+          <w:p>
+            <w:pPr>
+              <w:spacing w:after="20"/>
+            </w:pPr>
+            <w:r>
+              <w:rPr>
+                <w:rFonts w:ascii="Courier New" w:cs="Courier New" w:eastAsia="Courier New" w:hAnsi="Courier New"/>
+                <w:sz w:val="18"/>
+                <w:szCs w:val="18"/>
+              </w:rPr>
+              <w:t xml:space="preserve"> </w:t>
             </w:r>
           </w:p>
           <w:p>
@@ -1893,110 +2259,6 @@
                 <w:szCs w:val="18"/>
               </w:rPr>
               <w:t xml:space="preserve">        pass</w:t>
-            </w:r>
-          </w:p>
-          <w:p>
-            <w:pPr>
-              <w:spacing w:after="20"/>
-            </w:pPr>
-            <w:r>
-              <w:rPr>
-                <w:rFonts w:ascii="Courier New" w:cs="Courier New" w:eastAsia="Courier New" w:hAnsi="Courier New"/>
-                <w:sz w:val="18"/>
-                <w:szCs w:val="18"/>
-              </w:rPr>
-              <w:t xml:space="preserve"> </w:t>
-            </w:r>
-          </w:p>
-          <w:p>
-            <w:pPr>
-              <w:spacing w:after="20"/>
-            </w:pPr>
-            <w:r>
-              <w:rPr>
-                <w:rFonts w:ascii="Courier New" w:cs="Courier New" w:eastAsia="Courier New" w:hAnsi="Courier New"/>
-                <w:sz w:val="18"/>
-                <w:szCs w:val="18"/>
-              </w:rPr>
-              <w:t xml:space="preserve"># Test your implementation:</w:t>
-            </w:r>
-          </w:p>
-          <w:p>
-            <w:pPr>
-              <w:spacing w:after="20"/>
-            </w:pPr>
-            <w:r>
-              <w:rPr>
-                <w:rFonts w:ascii="Courier New" w:cs="Courier New" w:eastAsia="Courier New" w:hAnsi="Courier New"/>
-                <w:sz w:val="18"/>
-                <w:szCs w:val="18"/>
-              </w:rPr>
-              <w:t xml:space="preserve"># 1. Create a contact book</w:t>
-            </w:r>
-          </w:p>
-          <w:p>
-            <w:pPr>
-              <w:spacing w:after="20"/>
-            </w:pPr>
-            <w:r>
-              <w:rPr>
-                <w:rFonts w:ascii="Courier New" w:cs="Courier New" w:eastAsia="Courier New" w:hAnsi="Courier New"/>
-                <w:sz w:val="18"/>
-                <w:szCs w:val="18"/>
-              </w:rPr>
-              <w:t xml:space="preserve"># 2. Add 3-4 contacts</w:t>
-            </w:r>
-          </w:p>
-          <w:p>
-            <w:pPr>
-              <w:spacing w:after="20"/>
-            </w:pPr>
-            <w:r>
-              <w:rPr>
-                <w:rFonts w:ascii="Courier New" w:cs="Courier New" w:eastAsia="Courier New" w:hAnsi="Courier New"/>
-                <w:sz w:val="18"/>
-                <w:szCs w:val="18"/>
-              </w:rPr>
-              <w:t xml:space="preserve"># 3. Retrieve and display a contact</w:t>
-            </w:r>
-          </w:p>
-          <w:p>
-            <w:pPr>
-              <w:spacing w:after="20"/>
-            </w:pPr>
-            <w:r>
-              <w:rPr>
-                <w:rFonts w:ascii="Courier New" w:cs="Courier New" w:eastAsia="Courier New" w:hAnsi="Courier New"/>
-                <w:sz w:val="18"/>
-                <w:szCs w:val="18"/>
-              </w:rPr>
-              <w:t xml:space="preserve"># 4. Find a contact by phone</w:t>
-            </w:r>
-          </w:p>
-          <w:p>
-            <w:pPr>
-              <w:spacing w:after="20"/>
-            </w:pPr>
-            <w:r>
-              <w:rPr>
-                <w:rFonts w:ascii="Courier New" w:cs="Courier New" w:eastAsia="Courier New" w:hAnsi="Courier New"/>
-                <w:sz w:val="18"/>
-                <w:szCs w:val="18"/>
-              </w:rPr>
-              <w:t xml:space="preserve"># 5. Delete a contact</w:t>
-            </w:r>
-          </w:p>
-          <w:p>
-            <w:pPr>
-              <w:spacing w:after="20"/>
-            </w:pPr>
-            <w:r>
-              <w:rPr>
-                <w:rFonts w:ascii="Courier New" w:cs="Courier New" w:eastAsia="Courier New" w:hAnsi="Courier New"/>
-                <w:sz w:val="18"/>
-                <w:szCs w:val="18"/>
-              </w:rPr>
-              <w:t xml:space="preserve"># 6. Demonstrate all methods work</w:t>
             </w:r>
           </w:p>
         </w:tc>

--- a/Coding 2 - year/Unit 1 - Data Structures/Daily Lesson Plans/Word/Day 22.docx
+++ b/Coding 2 - year/Unit 1 - Data Structures/Daily Lesson Plans/Word/Day 22.docx
@@ -380,7 +380,7 @@
                 <w:sz w:val="20"/>
                 <w:szCs w:val="20"/>
               </w:rPr>
-              <w:t xml:space="preserve">    In your own words: Demonstrate mastery of lists, tuples, dictionaries, and sets through applied problem-solving?</w:t>
+              <w:t xml:space="preserve">    What do you think are the most important parts of Unit 1 Assessment — Data Structures to demonstrate well? Why?</w:t>
             </w:r>
             <w:r>
               <w:rPr>
@@ -411,7 +411,7 @@
                 <w:sz w:val="20"/>
                 <w:szCs w:val="20"/>
               </w:rPr>
-              <w:t xml:space="preserve">Today's Goal: By the end of class you will be able to demonstrate mastery of lists, tuples, dictionaries, and sets through applied problem-solving.</w:t>
+              <w:t xml:space="preserve">Today’s Goal: By the end of class you will be able to demonstrate mastery of lists, tuples, dictionaries, and sets through applied problem-solving.</w:t>
             </w:r>
             <w:r>
               <w:rPr>
@@ -851,7 +851,7 @@
                 <w:sz w:val="20"/>
                 <w:szCs w:val="20"/>
               </w:rPr>
-              <w:t xml:space="preserve">Quick Check: Demonstrate mastery of lists, tuples, dictionaries, and sets through applied problem-solving?</w:t>
+              <w:t xml:space="preserve">If you had to teach Unit 1 Assessment — Data Structures to a classmate, what's the #1 thing you'd make sure they understand?</w:t>
             </w:r>
             <w:r>
               <w:rPr>

--- a/Coding 2 - year/Unit 1 - Data Structures/Daily Lesson Plans/Word/Day 22.docx
+++ b/Coding 2 - year/Unit 1 - Data Structures/Daily Lesson Plans/Word/Day 22.docx
@@ -403,6 +403,72 @@
             <w:r>
               <w:rPr>
                 <w:rFonts w:ascii="Arial" w:cs="Arial" w:eastAsia="Arial" w:hAnsi="Arial"/>
+                <w:b/>
+                <w:bCs/>
+                <w:i w:val="false"/>
+                <w:iCs w:val="false"/>
+                <w:color w:val="000000"/>
+                <w:sz w:val="20"/>
+                <w:szCs w:val="20"/>
+              </w:rPr>
+              <w:t xml:space="preserve">Vocabulary Preview — </w:t>
+            </w:r>
+            <w:r>
+              <w:rPr>
+                <w:rFonts w:ascii="Arial" w:cs="Arial" w:eastAsia="Arial" w:hAnsi="Arial"/>
+                <w:b w:val="false"/>
+                <w:bCs w:val="false"/>
+                <w:i w:val="false"/>
+                <w:iCs w:val="false"/>
+                <w:color w:val="000000"/>
+                <w:sz w:val="20"/>
+                <w:szCs w:val="20"/>
+              </w:rPr>
+              <w:t xml:space="preserve">terms we'll use today:</w:t>
+            </w:r>
+            <w:r>
+              <w:rPr>
+                <w:rFonts w:ascii="Arial" w:cs="Arial" w:eastAsia="Arial" w:hAnsi="Arial"/>
+                <w:sz w:val="20"/>
+                <w:szCs w:val="20"/>
+              </w:rPr>
+              <w:br/>
+              <w:t xml:space="preserve"/>
+            </w:r>
+            <w:r>
+              <w:rPr>
+                <w:rFonts w:ascii="Arial" w:cs="Arial" w:eastAsia="Arial" w:hAnsi="Arial"/>
+                <w:b w:val="false"/>
+                <w:bCs w:val="false"/>
+                <w:i w:val="false"/>
+                <w:iCs w:val="false"/>
+                <w:color w:val="000000"/>
+                <w:sz w:val="20"/>
+                <w:szCs w:val="20"/>
+              </w:rPr>
+              <w:t xml:space="preserve">    • Part 1   •   Part 2   •   Part 3   •   Question 1.1 (2 pts)   •   Question 1.2 (2 pts)   •   Question 1.3 (2 pts)</w:t>
+            </w:r>
+            <w:r>
+              <w:rPr>
+                <w:rFonts w:ascii="Arial" w:cs="Arial" w:eastAsia="Arial" w:hAnsi="Arial"/>
+                <w:sz w:val="20"/>
+                <w:szCs w:val="20"/>
+              </w:rPr>
+              <w:br/>
+              <w:t xml:space="preserve"/>
+            </w:r>
+            <w:r>
+              <w:rPr>
+                <w:rFonts w:ascii="Arial" w:cs="Arial" w:eastAsia="Arial" w:hAnsi="Arial"/>
+                <w:sz w:val="20"/>
+                <w:szCs w:val="20"/>
+              </w:rPr>
+              <w:br/>
+              <w:t xml:space="preserve"/>
+            </w:r>
+            <w:r>
+              <w:rPr>
+                <w:rFonts w:ascii="Arial" w:cs="Arial" w:eastAsia="Arial" w:hAnsi="Arial"/>
                 <w:b w:val="false"/>
                 <w:bCs w:val="false"/>
                 <w:i/>
@@ -579,6 +645,310 @@
             <w:r>
               <w:rPr>
                 <w:rFonts w:ascii="Arial" w:cs="Arial" w:eastAsia="Arial" w:hAnsi="Arial"/>
+                <w:b w:val="false"/>
+                <w:bCs w:val="false"/>
+                <w:i w:val="false"/>
+                <w:iCs w:val="false"/>
+                <w:color w:val="000000"/>
+                <w:sz w:val="20"/>
+                <w:szCs w:val="20"/>
+              </w:rPr>
+              <w:t xml:space="preserve">This assessment evaluates your understanding of data structures through multiple question types:</w:t>
+            </w:r>
+            <w:r>
+              <w:rPr>
+                <w:rFonts w:ascii="Arial" w:cs="Arial" w:eastAsia="Arial" w:hAnsi="Arial"/>
+                <w:sz w:val="20"/>
+                <w:szCs w:val="20"/>
+              </w:rPr>
+              <w:br/>
+              <w:t xml:space="preserve"/>
+            </w:r>
+            <w:r>
+              <w:rPr>
+                <w:rFonts w:ascii="Arial" w:cs="Arial" w:eastAsia="Arial" w:hAnsi="Arial"/>
+                <w:b w:val="false"/>
+                <w:bCs w:val="false"/>
+                <w:i w:val="false"/>
+                <w:iCs w:val="false"/>
+                <w:color w:val="000000"/>
+                <w:sz w:val="20"/>
+                <w:szCs w:val="20"/>
+              </w:rPr>
+              <w:t xml:space="preserve">Time: 45-60 minutes | Total Points: 100</w:t>
+            </w:r>
+            <w:r>
+              <w:rPr>
+                <w:rFonts w:ascii="Arial" w:cs="Arial" w:eastAsia="Arial" w:hAnsi="Arial"/>
+                <w:sz w:val="20"/>
+                <w:szCs w:val="20"/>
+              </w:rPr>
+              <w:br/>
+              <w:t xml:space="preserve"/>
+            </w:r>
+            <w:r>
+              <w:rPr>
+                <w:rFonts w:ascii="Arial" w:cs="Arial" w:eastAsia="Arial" w:hAnsi="Arial"/>
+                <w:sz w:val="20"/>
+                <w:szCs w:val="20"/>
+              </w:rPr>
+              <w:br/>
+              <w:t xml:space="preserve"/>
+            </w:r>
+            <w:r>
+              <w:rPr>
+                <w:rFonts w:ascii="Arial" w:cs="Arial" w:eastAsia="Arial" w:hAnsi="Arial"/>
+                <w:b/>
+                <w:bCs/>
+                <w:i w:val="false"/>
+                <w:iCs w:val="false"/>
+                <w:color w:val="000000"/>
+                <w:sz w:val="20"/>
+                <w:szCs w:val="20"/>
+              </w:rPr>
+              <w:t xml:space="preserve">Key Concepts:</w:t>
+            </w:r>
+            <w:r>
+              <w:rPr>
+                <w:rFonts w:ascii="Arial" w:cs="Arial" w:eastAsia="Arial" w:hAnsi="Arial"/>
+                <w:sz w:val="20"/>
+                <w:szCs w:val="20"/>
+              </w:rPr>
+              <w:br/>
+              <w:t xml:space="preserve"/>
+            </w:r>
+            <w:r>
+              <w:rPr>
+                <w:rFonts w:ascii="Arial" w:cs="Arial" w:eastAsia="Arial" w:hAnsi="Arial"/>
+                <w:b w:val="false"/>
+                <w:bCs w:val="false"/>
+                <w:i w:val="false"/>
+                <w:iCs w:val="false"/>
+                <w:color w:val="000000"/>
+                <w:sz w:val="20"/>
+                <w:szCs w:val="20"/>
+              </w:rPr>
+              <w:t xml:space="preserve">    • Part 1: Concept questions (multiple choice and short answer)</w:t>
+            </w:r>
+            <w:r>
+              <w:rPr>
+                <w:rFonts w:ascii="Arial" w:cs="Arial" w:eastAsia="Arial" w:hAnsi="Arial"/>
+                <w:sz w:val="20"/>
+                <w:szCs w:val="20"/>
+              </w:rPr>
+              <w:br/>
+              <w:t xml:space="preserve"/>
+            </w:r>
+            <w:r>
+              <w:rPr>
+                <w:rFonts w:ascii="Arial" w:cs="Arial" w:eastAsia="Arial" w:hAnsi="Arial"/>
+                <w:b w:val="false"/>
+                <w:bCs w:val="false"/>
+                <w:i w:val="false"/>
+                <w:iCs w:val="false"/>
+                <w:color w:val="000000"/>
+                <w:sz w:val="20"/>
+                <w:szCs w:val="20"/>
+              </w:rPr>
+              <w:t xml:space="preserve">    • Part 2: Code analysis and debugging</w:t>
+            </w:r>
+            <w:r>
+              <w:rPr>
+                <w:rFonts w:ascii="Arial" w:cs="Arial" w:eastAsia="Arial" w:hAnsi="Arial"/>
+                <w:sz w:val="20"/>
+                <w:szCs w:val="20"/>
+              </w:rPr>
+              <w:br/>
+              <w:t xml:space="preserve"/>
+            </w:r>
+            <w:r>
+              <w:rPr>
+                <w:rFonts w:ascii="Arial" w:cs="Arial" w:eastAsia="Arial" w:hAnsi="Arial"/>
+                <w:b w:val="false"/>
+                <w:bCs w:val="false"/>
+                <w:i w:val="false"/>
+                <w:iCs w:val="false"/>
+                <w:color w:val="000000"/>
+                <w:sz w:val="20"/>
+                <w:szCs w:val="20"/>
+              </w:rPr>
+              <w:t xml:space="preserve">    • Part 3: Implementation challenges (write code to solve problems)</w:t>
+            </w:r>
+            <w:r>
+              <w:rPr>
+                <w:rFonts w:ascii="Arial" w:cs="Arial" w:eastAsia="Arial" w:hAnsi="Arial"/>
+                <w:sz w:val="20"/>
+                <w:szCs w:val="20"/>
+              </w:rPr>
+              <w:br/>
+              <w:t xml:space="preserve"/>
+            </w:r>
+            <w:r>
+              <w:rPr>
+                <w:rFonts w:ascii="Arial" w:cs="Arial" w:eastAsia="Arial" w:hAnsi="Arial"/>
+                <w:b w:val="false"/>
+                <w:bCs w:val="false"/>
+                <w:i w:val="false"/>
+                <w:iCs w:val="false"/>
+                <w:color w:val="000000"/>
+                <w:sz w:val="20"/>
+                <w:szCs w:val="20"/>
+              </w:rPr>
+              <w:t xml:space="preserve">    • A) List</w:t>
+            </w:r>
+            <w:r>
+              <w:rPr>
+                <w:rFonts w:ascii="Arial" w:cs="Arial" w:eastAsia="Arial" w:hAnsi="Arial"/>
+                <w:sz w:val="20"/>
+                <w:szCs w:val="20"/>
+              </w:rPr>
+              <w:br/>
+              <w:t xml:space="preserve"/>
+            </w:r>
+            <w:r>
+              <w:rPr>
+                <w:rFonts w:ascii="Arial" w:cs="Arial" w:eastAsia="Arial" w:hAnsi="Arial"/>
+                <w:b w:val="false"/>
+                <w:bCs w:val="false"/>
+                <w:i w:val="false"/>
+                <w:iCs w:val="false"/>
+                <w:color w:val="000000"/>
+                <w:sz w:val="20"/>
+                <w:szCs w:val="20"/>
+              </w:rPr>
+              <w:t xml:space="preserve">    • B) Tuple</w:t>
+            </w:r>
+            <w:r>
+              <w:rPr>
+                <w:rFonts w:ascii="Arial" w:cs="Arial" w:eastAsia="Arial" w:hAnsi="Arial"/>
+                <w:sz w:val="20"/>
+                <w:szCs w:val="20"/>
+              </w:rPr>
+              <w:br/>
+              <w:t xml:space="preserve"/>
+            </w:r>
+            <w:r>
+              <w:rPr>
+                <w:rFonts w:ascii="Arial" w:cs="Arial" w:eastAsia="Arial" w:hAnsi="Arial"/>
+                <w:b w:val="false"/>
+                <w:bCs w:val="false"/>
+                <w:i w:val="false"/>
+                <w:iCs w:val="false"/>
+                <w:color w:val="000000"/>
+                <w:sz w:val="20"/>
+                <w:szCs w:val="20"/>
+              </w:rPr>
+              <w:t xml:space="preserve">    • C) Dictionary</w:t>
+            </w:r>
+            <w:r>
+              <w:rPr>
+                <w:rFonts w:ascii="Arial" w:cs="Arial" w:eastAsia="Arial" w:hAnsi="Arial"/>
+                <w:sz w:val="20"/>
+                <w:szCs w:val="20"/>
+              </w:rPr>
+              <w:br/>
+              <w:t xml:space="preserve"/>
+            </w:r>
+            <w:r>
+              <w:rPr>
+                <w:rFonts w:ascii="Arial" w:cs="Arial" w:eastAsia="Arial" w:hAnsi="Arial"/>
+                <w:b w:val="false"/>
+                <w:bCs w:val="false"/>
+                <w:i w:val="false"/>
+                <w:iCs w:val="false"/>
+                <w:color w:val="000000"/>
+                <w:sz w:val="20"/>
+                <w:szCs w:val="20"/>
+              </w:rPr>
+              <w:t xml:space="preserve">    • D) Set</w:t>
+            </w:r>
+            <w:r>
+              <w:rPr>
+                <w:rFonts w:ascii="Arial" w:cs="Arial" w:eastAsia="Arial" w:hAnsi="Arial"/>
+                <w:sz w:val="20"/>
+                <w:szCs w:val="20"/>
+              </w:rPr>
+              <w:br/>
+              <w:t xml:space="preserve"/>
+            </w:r>
+            <w:r>
+              <w:rPr>
+                <w:rFonts w:ascii="Arial" w:cs="Arial" w:eastAsia="Arial" w:hAnsi="Arial"/>
+                <w:b w:val="false"/>
+                <w:bCs w:val="false"/>
+                <w:i w:val="false"/>
+                <w:iCs w:val="false"/>
+                <w:color w:val="000000"/>
+                <w:sz w:val="20"/>
+                <w:szCs w:val="20"/>
+              </w:rPr>
+              <w:t xml:space="preserve">    • A) [5, 4, 3, 2, 1]</w:t>
+            </w:r>
+            <w:r>
+              <w:rPr>
+                <w:rFonts w:ascii="Arial" w:cs="Arial" w:eastAsia="Arial" w:hAnsi="Arial"/>
+                <w:sz w:val="20"/>
+                <w:szCs w:val="20"/>
+              </w:rPr>
+              <w:br/>
+              <w:t xml:space="preserve"/>
+            </w:r>
+            <w:r>
+              <w:rPr>
+                <w:rFonts w:ascii="Arial" w:cs="Arial" w:eastAsia="Arial" w:hAnsi="Arial"/>
+                <w:sz w:val="20"/>
+                <w:szCs w:val="20"/>
+              </w:rPr>
+              <w:br/>
+              <w:t xml:space="preserve"/>
+            </w:r>
+            <w:r>
+              <w:rPr>
+                <w:rFonts w:ascii="Arial" w:cs="Arial" w:eastAsia="Arial" w:hAnsi="Arial"/>
+                <w:b/>
+                <w:bCs/>
+                <w:i w:val="false"/>
+                <w:iCs w:val="false"/>
+                <w:color w:val="000000"/>
+                <w:sz w:val="20"/>
+                <w:szCs w:val="20"/>
+              </w:rPr>
+              <w:t xml:space="preserve">Vocabulary: </w:t>
+            </w:r>
+            <w:r>
+              <w:rPr>
+                <w:rFonts w:ascii="Arial" w:cs="Arial" w:eastAsia="Arial" w:hAnsi="Arial"/>
+                <w:b w:val="false"/>
+                <w:bCs w:val="false"/>
+                <w:i w:val="false"/>
+                <w:iCs w:val="false"/>
+                <w:color w:val="000000"/>
+                <w:sz w:val="20"/>
+                <w:szCs w:val="20"/>
+              </w:rPr>
+              <w:t xml:space="preserve">Part 1, Part 2, Part 3, Question 1.1 (2 pts), Question 1.2 (2 pts), Question 1.3 (2 pts)</w:t>
+            </w:r>
+            <w:r>
+              <w:rPr>
+                <w:rFonts w:ascii="Arial" w:cs="Arial" w:eastAsia="Arial" w:hAnsi="Arial"/>
+                <w:sz w:val="20"/>
+                <w:szCs w:val="20"/>
+              </w:rPr>
+              <w:br/>
+              <w:t xml:space="preserve"/>
+            </w:r>
+            <w:r>
+              <w:rPr>
+                <w:rFonts w:ascii="Arial" w:cs="Arial" w:eastAsia="Arial" w:hAnsi="Arial"/>
+                <w:sz w:val="20"/>
+                <w:szCs w:val="20"/>
+              </w:rPr>
+              <w:br/>
+              <w:t xml:space="preserve"/>
+            </w:r>
+            <w:r>
+              <w:rPr>
+                <w:rFonts w:ascii="Arial" w:cs="Arial" w:eastAsia="Arial" w:hAnsi="Arial"/>
                 <w:b/>
                 <w:bCs/>
                 <w:i/>
@@ -723,7 +1093,29 @@
                 <w:sz w:val="20"/>
                 <w:szCs w:val="20"/>
               </w:rPr>
-              <w:t xml:space="preserve">    Work through problems from the day's exercise set.</w:t>
+              <w:t xml:space="preserve">    Students complete the assessment independently.</w:t>
+            </w:r>
+            <w:r>
+              <w:rPr>
+                <w:rFonts w:ascii="Arial" w:cs="Arial" w:eastAsia="Arial" w:hAnsi="Arial"/>
+                <w:sz w:val="20"/>
+                <w:szCs w:val="20"/>
+              </w:rPr>
+              <w:br/>
+              <w:t xml:space="preserve"/>
+            </w:r>
+            <w:r>
+              <w:rPr>
+                <w:rFonts w:ascii="Arial" w:cs="Arial" w:eastAsia="Arial" w:hAnsi="Arial"/>
+                <w:b w:val="false"/>
+                <w:bCs w:val="false"/>
+                <w:i w:val="false"/>
+                <w:iCs w:val="false"/>
+                <w:color w:val="000000"/>
+                <w:sz w:val="20"/>
+                <w:szCs w:val="20"/>
+              </w:rPr>
+              <w:t xml:space="preserve">    Remind students to check their work before submitting.</w:t>
             </w:r>
             <w:r>
               <w:rPr>
@@ -891,6 +1283,2005 @@
     <w:p>
       <w:pPr>
         <w:spacing w:after="200"/>
+      </w:pPr>
+    </w:p>
+    <w:p>
+      <w:pPr>
+        <w:pBdr>
+          <w:bottom w:val="single" w:color="1B7A4A" w:sz="4" w:space="4"/>
+        </w:pBdr>
+        <w:spacing w:after="100" w:before="120"/>
+      </w:pPr>
+      <w:r>
+        <w:rPr>
+          <w:rFonts w:ascii="Arial" w:cs="Arial" w:eastAsia="Arial" w:hAnsi="Arial"/>
+          <w:b/>
+          <w:bCs/>
+          <w:color w:val="1B7A4A"/>
+          <w:sz w:val="24"/>
+          <w:szCs w:val="24"/>
+        </w:rPr>
+        <w:t xml:space="preserve">Key Concepts</w:t>
+      </w:r>
+    </w:p>
+    <w:p>
+      <w:pPr>
+        <w:spacing w:after="60"/>
+      </w:pPr>
+      <w:r>
+        <w:rPr>
+          <w:rFonts w:ascii="Arial" w:cs="Arial" w:eastAsia="Arial" w:hAnsi="Arial"/>
+          <w:sz w:val="20"/>
+          <w:szCs w:val="20"/>
+        </w:rPr>
+        <w:t xml:space="preserve">This assessment evaluates your understanding of data structures through multiple question types:</w:t>
+      </w:r>
+    </w:p>
+    <w:p>
+      <w:pPr>
+        <w:spacing w:after="60"/>
+        <w:ind w:left="360"/>
+      </w:pPr>
+      <w:r>
+        <w:rPr>
+          <w:rFonts w:ascii="Arial" w:cs="Arial" w:eastAsia="Arial" w:hAnsi="Arial"/>
+          <w:sz w:val="20"/>
+          <w:szCs w:val="20"/>
+        </w:rPr>
+        <w:t xml:space="preserve">• </w:t>
+      </w:r>
+      <w:r>
+        <w:rPr>
+          <w:rFonts w:ascii="Arial" w:cs="Arial" w:eastAsia="Arial" w:hAnsi="Arial"/>
+          <w:sz w:val="20"/>
+          <w:szCs w:val="20"/>
+        </w:rPr>
+        <w:t xml:space="preserve">Part 1: Concept questions (multiple choice and short answer)</w:t>
+      </w:r>
+    </w:p>
+    <w:p>
+      <w:pPr>
+        <w:spacing w:after="60"/>
+        <w:ind w:left="360"/>
+      </w:pPr>
+      <w:r>
+        <w:rPr>
+          <w:rFonts w:ascii="Arial" w:cs="Arial" w:eastAsia="Arial" w:hAnsi="Arial"/>
+          <w:sz w:val="20"/>
+          <w:szCs w:val="20"/>
+        </w:rPr>
+        <w:t xml:space="preserve">• </w:t>
+      </w:r>
+      <w:r>
+        <w:rPr>
+          <w:rFonts w:ascii="Arial" w:cs="Arial" w:eastAsia="Arial" w:hAnsi="Arial"/>
+          <w:sz w:val="20"/>
+          <w:szCs w:val="20"/>
+        </w:rPr>
+        <w:t xml:space="preserve">Part 2: Code analysis and debugging</w:t>
+      </w:r>
+    </w:p>
+    <w:p>
+      <w:pPr>
+        <w:spacing w:after="60"/>
+        <w:ind w:left="360"/>
+      </w:pPr>
+      <w:r>
+        <w:rPr>
+          <w:rFonts w:ascii="Arial" w:cs="Arial" w:eastAsia="Arial" w:hAnsi="Arial"/>
+          <w:sz w:val="20"/>
+          <w:szCs w:val="20"/>
+        </w:rPr>
+        <w:t xml:space="preserve">• </w:t>
+      </w:r>
+      <w:r>
+        <w:rPr>
+          <w:rFonts w:ascii="Arial" w:cs="Arial" w:eastAsia="Arial" w:hAnsi="Arial"/>
+          <w:sz w:val="20"/>
+          <w:szCs w:val="20"/>
+        </w:rPr>
+        <w:t xml:space="preserve">Part 3: Implementation challenges (write code to solve problems)</w:t>
+      </w:r>
+    </w:p>
+    <w:p>
+      <w:pPr>
+        <w:spacing w:after="60"/>
+      </w:pPr>
+      <w:r>
+        <w:rPr>
+          <w:rFonts w:ascii="Arial" w:cs="Arial" w:eastAsia="Arial" w:hAnsi="Arial"/>
+          <w:sz w:val="20"/>
+          <w:szCs w:val="20"/>
+        </w:rPr>
+        <w:t xml:space="preserve">Time: 45-60 minutes | Total Points: 100</w:t>
+      </w:r>
+    </w:p>
+    <w:p>
+      <w:pPr>
+        <w:spacing w:after="60"/>
+      </w:pPr>
+      <w:r>
+        <w:rPr>
+          <w:rFonts w:ascii="Arial" w:cs="Arial" w:eastAsia="Arial" w:hAnsi="Arial"/>
+          <w:sz w:val="20"/>
+          <w:szCs w:val="20"/>
+        </w:rPr>
+        <w:t xml:space="preserve">Question 1.1 (2 pts): Which data structure is best for storing a list of student names where the list won't be modified?</w:t>
+      </w:r>
+    </w:p>
+    <w:p>
+      <w:pPr>
+        <w:spacing w:after="60"/>
+        <w:ind w:left="360"/>
+      </w:pPr>
+      <w:r>
+        <w:rPr>
+          <w:rFonts w:ascii="Arial" w:cs="Arial" w:eastAsia="Arial" w:hAnsi="Arial"/>
+          <w:sz w:val="20"/>
+          <w:szCs w:val="20"/>
+        </w:rPr>
+        <w:t xml:space="preserve">• </w:t>
+      </w:r>
+      <w:r>
+        <w:rPr>
+          <w:rFonts w:ascii="Arial" w:cs="Arial" w:eastAsia="Arial" w:hAnsi="Arial"/>
+          <w:sz w:val="20"/>
+          <w:szCs w:val="20"/>
+        </w:rPr>
+        <w:t xml:space="preserve">A) List</w:t>
+      </w:r>
+    </w:p>
+    <w:p>
+      <w:pPr>
+        <w:spacing w:after="60"/>
+        <w:ind w:left="360"/>
+      </w:pPr>
+      <w:r>
+        <w:rPr>
+          <w:rFonts w:ascii="Arial" w:cs="Arial" w:eastAsia="Arial" w:hAnsi="Arial"/>
+          <w:sz w:val="20"/>
+          <w:szCs w:val="20"/>
+        </w:rPr>
+        <w:t xml:space="preserve">• </w:t>
+      </w:r>
+      <w:r>
+        <w:rPr>
+          <w:rFonts w:ascii="Arial" w:cs="Arial" w:eastAsia="Arial" w:hAnsi="Arial"/>
+          <w:sz w:val="20"/>
+          <w:szCs w:val="20"/>
+        </w:rPr>
+        <w:t xml:space="preserve">B) Tuple</w:t>
+      </w:r>
+    </w:p>
+    <w:p>
+      <w:pPr>
+        <w:spacing w:after="60"/>
+        <w:ind w:left="360"/>
+      </w:pPr>
+      <w:r>
+        <w:rPr>
+          <w:rFonts w:ascii="Arial" w:cs="Arial" w:eastAsia="Arial" w:hAnsi="Arial"/>
+          <w:sz w:val="20"/>
+          <w:szCs w:val="20"/>
+        </w:rPr>
+        <w:t xml:space="preserve">• </w:t>
+      </w:r>
+      <w:r>
+        <w:rPr>
+          <w:rFonts w:ascii="Arial" w:cs="Arial" w:eastAsia="Arial" w:hAnsi="Arial"/>
+          <w:sz w:val="20"/>
+          <w:szCs w:val="20"/>
+        </w:rPr>
+        <w:t xml:space="preserve">C) Dictionary</w:t>
+      </w:r>
+    </w:p>
+    <w:p>
+      <w:pPr>
+        <w:spacing w:after="60"/>
+        <w:ind w:left="360"/>
+      </w:pPr>
+      <w:r>
+        <w:rPr>
+          <w:rFonts w:ascii="Arial" w:cs="Arial" w:eastAsia="Arial" w:hAnsi="Arial"/>
+          <w:sz w:val="20"/>
+          <w:szCs w:val="20"/>
+        </w:rPr>
+        <w:t xml:space="preserve">• </w:t>
+      </w:r>
+      <w:r>
+        <w:rPr>
+          <w:rFonts w:ascii="Arial" w:cs="Arial" w:eastAsia="Arial" w:hAnsi="Arial"/>
+          <w:sz w:val="20"/>
+          <w:szCs w:val="20"/>
+        </w:rPr>
+        <w:t xml:space="preserve">D) Set</w:t>
+      </w:r>
+    </w:p>
+    <w:p>
+      <w:pPr>
+        <w:spacing w:after="60"/>
+      </w:pPr>
+      <w:r>
+        <w:rPr>
+          <w:rFonts w:ascii="Arial" w:cs="Arial" w:eastAsia="Arial" w:hAnsi="Arial"/>
+          <w:sz w:val="20"/>
+          <w:szCs w:val="20"/>
+        </w:rPr>
+        <w:t xml:space="preserve">Question 1.2 (2 pts): What does this code print?</w:t>
+      </w:r>
+    </w:p>
+    <w:p>
+      <w:pPr>
+        <w:spacing w:after="60"/>
+        <w:ind w:left="360"/>
+      </w:pPr>
+      <w:r>
+        <w:rPr>
+          <w:rFonts w:ascii="Arial" w:cs="Arial" w:eastAsia="Arial" w:hAnsi="Arial"/>
+          <w:sz w:val="20"/>
+          <w:szCs w:val="20"/>
+        </w:rPr>
+        <w:t xml:space="preserve">• </w:t>
+      </w:r>
+      <w:r>
+        <w:rPr>
+          <w:rFonts w:ascii="Arial" w:cs="Arial" w:eastAsia="Arial" w:hAnsi="Arial"/>
+          <w:sz w:val="20"/>
+          <w:szCs w:val="20"/>
+        </w:rPr>
+        <w:t xml:space="preserve">A) [5, 4, 3, 2, 1]</w:t>
+      </w:r>
+    </w:p>
+    <w:p>
+      <w:pPr>
+        <w:spacing w:after="60"/>
+        <w:ind w:left="360"/>
+      </w:pPr>
+      <w:r>
+        <w:rPr>
+          <w:rFonts w:ascii="Arial" w:cs="Arial" w:eastAsia="Arial" w:hAnsi="Arial"/>
+          <w:sz w:val="20"/>
+          <w:szCs w:val="20"/>
+        </w:rPr>
+        <w:t xml:space="preserve">• </w:t>
+      </w:r>
+      <w:r>
+        <w:rPr>
+          <w:rFonts w:ascii="Arial" w:cs="Arial" w:eastAsia="Arial" w:hAnsi="Arial"/>
+          <w:sz w:val="20"/>
+          <w:szCs w:val="20"/>
+        </w:rPr>
+        <w:t xml:space="preserve">B) [4, 3, 2, 1]</w:t>
+      </w:r>
+    </w:p>
+    <w:p>
+      <w:pPr>
+        <w:spacing w:after="60"/>
+        <w:ind w:left="360"/>
+      </w:pPr>
+      <w:r>
+        <w:rPr>
+          <w:rFonts w:ascii="Arial" w:cs="Arial" w:eastAsia="Arial" w:hAnsi="Arial"/>
+          <w:sz w:val="20"/>
+          <w:szCs w:val="20"/>
+        </w:rPr>
+        <w:t xml:space="preserve">• </w:t>
+      </w:r>
+      <w:r>
+        <w:rPr>
+          <w:rFonts w:ascii="Arial" w:cs="Arial" w:eastAsia="Arial" w:hAnsi="Arial"/>
+          <w:sz w:val="20"/>
+          <w:szCs w:val="20"/>
+        </w:rPr>
+        <w:t xml:space="preserve">C) [2, 1]</w:t>
+      </w:r>
+    </w:p>
+    <w:p>
+      <w:pPr>
+        <w:spacing w:after="60"/>
+        <w:ind w:left="360"/>
+      </w:pPr>
+      <w:r>
+        <w:rPr>
+          <w:rFonts w:ascii="Arial" w:cs="Arial" w:eastAsia="Arial" w:hAnsi="Arial"/>
+          <w:sz w:val="20"/>
+          <w:szCs w:val="20"/>
+        </w:rPr>
+        <w:t xml:space="preserve">• </w:t>
+      </w:r>
+      <w:r>
+        <w:rPr>
+          <w:rFonts w:ascii="Arial" w:cs="Arial" w:eastAsia="Arial" w:hAnsi="Arial"/>
+          <w:sz w:val="20"/>
+          <w:szCs w:val="20"/>
+        </w:rPr>
+        <w:t xml:space="preserve">D) [1, 2]</w:t>
+      </w:r>
+    </w:p>
+    <w:p>
+      <w:pPr>
+        <w:spacing w:after="60"/>
+      </w:pPr>
+      <w:r>
+        <w:rPr>
+          <w:rFonts w:ascii="Arial" w:cs="Arial" w:eastAsia="Arial" w:hAnsi="Arial"/>
+          <w:sz w:val="20"/>
+          <w:szCs w:val="20"/>
+        </w:rPr>
+        <w:t xml:space="preserve">Question 1.3 (2 pts): What is the difference between .remove() and .pop() on a list?</w:t>
+      </w:r>
+    </w:p>
+    <w:p>
+      <w:pPr>
+        <w:spacing w:after="60"/>
+        <w:ind w:left="360"/>
+      </w:pPr>
+      <w:r>
+        <w:rPr>
+          <w:rFonts w:ascii="Arial" w:cs="Arial" w:eastAsia="Arial" w:hAnsi="Arial"/>
+          <w:sz w:val="20"/>
+          <w:szCs w:val="20"/>
+        </w:rPr>
+        <w:t xml:space="preserve">• </w:t>
+      </w:r>
+      <w:r>
+        <w:rPr>
+          <w:rFonts w:ascii="Arial" w:cs="Arial" w:eastAsia="Arial" w:hAnsi="Arial"/>
+          <w:sz w:val="20"/>
+          <w:szCs w:val="20"/>
+        </w:rPr>
+        <w:t xml:space="preserve">A) .remove() takes an index; .pop() takes a value</w:t>
+      </w:r>
+    </w:p>
+    <w:p>
+      <w:pPr>
+        <w:spacing w:after="60"/>
+        <w:ind w:left="360"/>
+      </w:pPr>
+      <w:r>
+        <w:rPr>
+          <w:rFonts w:ascii="Arial" w:cs="Arial" w:eastAsia="Arial" w:hAnsi="Arial"/>
+          <w:sz w:val="20"/>
+          <w:szCs w:val="20"/>
+        </w:rPr>
+        <w:t xml:space="preserve">• </w:t>
+      </w:r>
+      <w:r>
+        <w:rPr>
+          <w:rFonts w:ascii="Arial" w:cs="Arial" w:eastAsia="Arial" w:hAnsi="Arial"/>
+          <w:sz w:val="20"/>
+          <w:szCs w:val="20"/>
+        </w:rPr>
+        <w:t xml:space="preserve">B) .remove() takes a value; .pop() takes an index</w:t>
+      </w:r>
+    </w:p>
+    <w:p>
+      <w:pPr>
+        <w:spacing w:after="60"/>
+        <w:ind w:left="360"/>
+      </w:pPr>
+      <w:r>
+        <w:rPr>
+          <w:rFonts w:ascii="Arial" w:cs="Arial" w:eastAsia="Arial" w:hAnsi="Arial"/>
+          <w:sz w:val="20"/>
+          <w:szCs w:val="20"/>
+        </w:rPr>
+        <w:t xml:space="preserve">• </w:t>
+      </w:r>
+      <w:r>
+        <w:rPr>
+          <w:rFonts w:ascii="Arial" w:cs="Arial" w:eastAsia="Arial" w:hAnsi="Arial"/>
+          <w:sz w:val="20"/>
+          <w:szCs w:val="20"/>
+        </w:rPr>
+        <w:t xml:space="preserve">C) .remove() modifies the list; .pop() doesn't</w:t>
+      </w:r>
+    </w:p>
+    <w:p>
+      <w:pPr>
+        <w:spacing w:after="60"/>
+        <w:ind w:left="360"/>
+      </w:pPr>
+      <w:r>
+        <w:rPr>
+          <w:rFonts w:ascii="Arial" w:cs="Arial" w:eastAsia="Arial" w:hAnsi="Arial"/>
+          <w:sz w:val="20"/>
+          <w:szCs w:val="20"/>
+        </w:rPr>
+        <w:t xml:space="preserve">• </w:t>
+      </w:r>
+      <w:r>
+        <w:rPr>
+          <w:rFonts w:ascii="Arial" w:cs="Arial" w:eastAsia="Arial" w:hAnsi="Arial"/>
+          <w:sz w:val="20"/>
+          <w:szCs w:val="20"/>
+        </w:rPr>
+        <w:t xml:space="preserve">D) There is no difference</w:t>
+      </w:r>
+    </w:p>
+    <w:p>
+      <w:pPr>
+        <w:spacing w:after="60"/>
+      </w:pPr>
+      <w:r>
+        <w:rPr>
+          <w:rFonts w:ascii="Arial" w:cs="Arial" w:eastAsia="Arial" w:hAnsi="Arial"/>
+          <w:sz w:val="20"/>
+          <w:szCs w:val="20"/>
+        </w:rPr>
+        <w:t xml:space="preserve">Question 1.4 (2 pts): Which of the following can be used as a dictionary key?</w:t>
+      </w:r>
+    </w:p>
+    <w:p>
+      <w:pPr>
+        <w:spacing w:after="60"/>
+        <w:ind w:left="360"/>
+      </w:pPr>
+      <w:r>
+        <w:rPr>
+          <w:rFonts w:ascii="Arial" w:cs="Arial" w:eastAsia="Arial" w:hAnsi="Arial"/>
+          <w:sz w:val="20"/>
+          <w:szCs w:val="20"/>
+        </w:rPr>
+        <w:t xml:space="preserve">• </w:t>
+      </w:r>
+      <w:r>
+        <w:rPr>
+          <w:rFonts w:ascii="Arial" w:cs="Arial" w:eastAsia="Arial" w:hAnsi="Arial"/>
+          <w:sz w:val="20"/>
+          <w:szCs w:val="20"/>
+        </w:rPr>
+        <w:t xml:space="preserve">A) List</w:t>
+      </w:r>
+    </w:p>
+    <w:p>
+      <w:pPr>
+        <w:spacing w:after="60"/>
+        <w:ind w:left="360"/>
+      </w:pPr>
+      <w:r>
+        <w:rPr>
+          <w:rFonts w:ascii="Arial" w:cs="Arial" w:eastAsia="Arial" w:hAnsi="Arial"/>
+          <w:sz w:val="20"/>
+          <w:szCs w:val="20"/>
+        </w:rPr>
+        <w:t xml:space="preserve">• </w:t>
+      </w:r>
+      <w:r>
+        <w:rPr>
+          <w:rFonts w:ascii="Arial" w:cs="Arial" w:eastAsia="Arial" w:hAnsi="Arial"/>
+          <w:sz w:val="20"/>
+          <w:szCs w:val="20"/>
+        </w:rPr>
+        <w:t xml:space="preserve">B) Dictionary</w:t>
+      </w:r>
+    </w:p>
+    <w:p>
+      <w:pPr>
+        <w:spacing w:after="60"/>
+        <w:ind w:left="360"/>
+      </w:pPr>
+      <w:r>
+        <w:rPr>
+          <w:rFonts w:ascii="Arial" w:cs="Arial" w:eastAsia="Arial" w:hAnsi="Arial"/>
+          <w:sz w:val="20"/>
+          <w:szCs w:val="20"/>
+        </w:rPr>
+        <w:t xml:space="preserve">• </w:t>
+      </w:r>
+      <w:r>
+        <w:rPr>
+          <w:rFonts w:ascii="Arial" w:cs="Arial" w:eastAsia="Arial" w:hAnsi="Arial"/>
+          <w:sz w:val="20"/>
+          <w:szCs w:val="20"/>
+        </w:rPr>
+        <w:t xml:space="preserve">C) Tuple</w:t>
+      </w:r>
+    </w:p>
+    <w:p>
+      <w:pPr>
+        <w:spacing w:after="60"/>
+        <w:ind w:left="360"/>
+      </w:pPr>
+      <w:r>
+        <w:rPr>
+          <w:rFonts w:ascii="Arial" w:cs="Arial" w:eastAsia="Arial" w:hAnsi="Arial"/>
+          <w:sz w:val="20"/>
+          <w:szCs w:val="20"/>
+        </w:rPr>
+        <w:t xml:space="preserve">• </w:t>
+      </w:r>
+      <w:r>
+        <w:rPr>
+          <w:rFonts w:ascii="Arial" w:cs="Arial" w:eastAsia="Arial" w:hAnsi="Arial"/>
+          <w:sz w:val="20"/>
+          <w:szCs w:val="20"/>
+        </w:rPr>
+        <w:t xml:space="preserve">D) Set</w:t>
+      </w:r>
+    </w:p>
+    <w:p>
+      <w:pPr>
+        <w:spacing w:after="60"/>
+      </w:pPr>
+      <w:r>
+        <w:rPr>
+          <w:rFonts w:ascii="Arial" w:cs="Arial" w:eastAsia="Arial" w:hAnsi="Arial"/>
+          <w:sz w:val="20"/>
+          <w:szCs w:val="20"/>
+        </w:rPr>
+        <w:t xml:space="preserve">Question 1.5 (2 pts): What does this code output?</w:t>
+      </w:r>
+    </w:p>
+    <w:p>
+      <w:pPr>
+        <w:spacing w:after="60"/>
+        <w:ind w:left="360"/>
+      </w:pPr>
+      <w:r>
+        <w:rPr>
+          <w:rFonts w:ascii="Arial" w:cs="Arial" w:eastAsia="Arial" w:hAnsi="Arial"/>
+          <w:sz w:val="20"/>
+          <w:szCs w:val="20"/>
+        </w:rPr>
+        <w:t xml:space="preserve">• </w:t>
+      </w:r>
+      <w:r>
+        <w:rPr>
+          <w:rFonts w:ascii="Arial" w:cs="Arial" w:eastAsia="Arial" w:hAnsi="Arial"/>
+          <w:sz w:val="20"/>
+          <w:szCs w:val="20"/>
+        </w:rPr>
+        <w:t xml:space="preserve">A) Error (KeyError)</w:t>
+      </w:r>
+    </w:p>
+    <w:p>
+      <w:pPr>
+        <w:spacing w:after="60"/>
+        <w:ind w:left="360"/>
+      </w:pPr>
+      <w:r>
+        <w:rPr>
+          <w:rFonts w:ascii="Arial" w:cs="Arial" w:eastAsia="Arial" w:hAnsi="Arial"/>
+          <w:sz w:val="20"/>
+          <w:szCs w:val="20"/>
+        </w:rPr>
+        <w:t xml:space="preserve">• </w:t>
+      </w:r>
+      <w:r>
+        <w:rPr>
+          <w:rFonts w:ascii="Arial" w:cs="Arial" w:eastAsia="Arial" w:hAnsi="Arial"/>
+          <w:sz w:val="20"/>
+          <w:szCs w:val="20"/>
+        </w:rPr>
+        <w:t xml:space="preserve">B) None</w:t>
+      </w:r>
+    </w:p>
+    <w:p>
+      <w:pPr>
+        <w:spacing w:after="60"/>
+        <w:ind w:left="360"/>
+      </w:pPr>
+      <w:r>
+        <w:rPr>
+          <w:rFonts w:ascii="Arial" w:cs="Arial" w:eastAsia="Arial" w:hAnsi="Arial"/>
+          <w:sz w:val="20"/>
+          <w:szCs w:val="20"/>
+        </w:rPr>
+        <w:t xml:space="preserve">• </w:t>
+      </w:r>
+      <w:r>
+        <w:rPr>
+          <w:rFonts w:ascii="Arial" w:cs="Arial" w:eastAsia="Arial" w:hAnsi="Arial"/>
+          <w:sz w:val="20"/>
+          <w:szCs w:val="20"/>
+        </w:rPr>
+        <w:t xml:space="preserve">C) 0</w:t>
+      </w:r>
+    </w:p>
+    <w:p>
+      <w:pPr>
+        <w:spacing w:after="60"/>
+        <w:ind w:left="360"/>
+      </w:pPr>
+      <w:r>
+        <w:rPr>
+          <w:rFonts w:ascii="Arial" w:cs="Arial" w:eastAsia="Arial" w:hAnsi="Arial"/>
+          <w:sz w:val="20"/>
+          <w:szCs w:val="20"/>
+        </w:rPr>
+        <w:t xml:space="preserve">• </w:t>
+      </w:r>
+      <w:r>
+        <w:rPr>
+          <w:rFonts w:ascii="Arial" w:cs="Arial" w:eastAsia="Arial" w:hAnsi="Arial"/>
+          <w:sz w:val="20"/>
+          <w:szCs w:val="20"/>
+        </w:rPr>
+        <w:t xml:space="preserve">D) "c"</w:t>
+      </w:r>
+    </w:p>
+    <w:p>
+      <w:pPr>
+        <w:spacing w:after="60"/>
+      </w:pPr>
+      <w:r>
+        <w:rPr>
+          <w:rFonts w:ascii="Arial" w:cs="Arial" w:eastAsia="Arial" w:hAnsi="Arial"/>
+          <w:sz w:val="20"/>
+          <w:szCs w:val="20"/>
+        </w:rPr>
+        <w:t xml:space="preserve">Question 1.6 (2 pts): What is the purpose of list comprehensions?</w:t>
+      </w:r>
+    </w:p>
+    <w:p>
+      <w:pPr>
+        <w:spacing w:after="60"/>
+        <w:ind w:left="360"/>
+      </w:pPr>
+      <w:r>
+        <w:rPr>
+          <w:rFonts w:ascii="Arial" w:cs="Arial" w:eastAsia="Arial" w:hAnsi="Arial"/>
+          <w:sz w:val="20"/>
+          <w:szCs w:val="20"/>
+        </w:rPr>
+        <w:t xml:space="preserve">• </w:t>
+      </w:r>
+      <w:r>
+        <w:rPr>
+          <w:rFonts w:ascii="Arial" w:cs="Arial" w:eastAsia="Arial" w:hAnsi="Arial"/>
+          <w:sz w:val="20"/>
+          <w:szCs w:val="20"/>
+        </w:rPr>
+        <w:t xml:space="preserve">A) To create lists in a more concise and readable way</w:t>
+      </w:r>
+    </w:p>
+    <w:p>
+      <w:pPr>
+        <w:spacing w:after="60"/>
+        <w:ind w:left="360"/>
+      </w:pPr>
+      <w:r>
+        <w:rPr>
+          <w:rFonts w:ascii="Arial" w:cs="Arial" w:eastAsia="Arial" w:hAnsi="Arial"/>
+          <w:sz w:val="20"/>
+          <w:szCs w:val="20"/>
+        </w:rPr>
+        <w:t xml:space="preserve">• </w:t>
+      </w:r>
+      <w:r>
+        <w:rPr>
+          <w:rFonts w:ascii="Arial" w:cs="Arial" w:eastAsia="Arial" w:hAnsi="Arial"/>
+          <w:sz w:val="20"/>
+          <w:szCs w:val="20"/>
+        </w:rPr>
+        <w:t xml:space="preserve">B) To sort lists faster</w:t>
+      </w:r>
+    </w:p>
+    <w:p>
+      <w:pPr>
+        <w:spacing w:after="60"/>
+        <w:ind w:left="360"/>
+      </w:pPr>
+      <w:r>
+        <w:rPr>
+          <w:rFonts w:ascii="Arial" w:cs="Arial" w:eastAsia="Arial" w:hAnsi="Arial"/>
+          <w:sz w:val="20"/>
+          <w:szCs w:val="20"/>
+        </w:rPr>
+        <w:t xml:space="preserve">• </w:t>
+      </w:r>
+      <w:r>
+        <w:rPr>
+          <w:rFonts w:ascii="Arial" w:cs="Arial" w:eastAsia="Arial" w:hAnsi="Arial"/>
+          <w:sz w:val="20"/>
+          <w:szCs w:val="20"/>
+        </w:rPr>
+        <w:t xml:space="preserve">C) To remove duplicate elements</w:t>
+      </w:r>
+    </w:p>
+    <w:p>
+      <w:pPr>
+        <w:spacing w:after="60"/>
+        <w:ind w:left="360"/>
+      </w:pPr>
+      <w:r>
+        <w:rPr>
+          <w:rFonts w:ascii="Arial" w:cs="Arial" w:eastAsia="Arial" w:hAnsi="Arial"/>
+          <w:sz w:val="20"/>
+          <w:szCs w:val="20"/>
+        </w:rPr>
+        <w:t xml:space="preserve">• </w:t>
+      </w:r>
+      <w:r>
+        <w:rPr>
+          <w:rFonts w:ascii="Arial" w:cs="Arial" w:eastAsia="Arial" w:hAnsi="Arial"/>
+          <w:sz w:val="20"/>
+          <w:szCs w:val="20"/>
+        </w:rPr>
+        <w:t xml:space="preserve">D) To convert lists to other data types</w:t>
+      </w:r>
+    </w:p>
+    <w:p>
+      <w:pPr>
+        <w:spacing w:after="60"/>
+      </w:pPr>
+      <w:r>
+        <w:rPr>
+          <w:rFonts w:ascii="Arial" w:cs="Arial" w:eastAsia="Arial" w:hAnsi="Arial"/>
+          <w:sz w:val="20"/>
+          <w:szCs w:val="20"/>
+        </w:rPr>
+        <w:t xml:space="preserve">Question 1.7 (2 pts): What is the time complexity of checking if an element is in a set?</w:t>
+      </w:r>
+    </w:p>
+    <w:p>
+      <w:pPr>
+        <w:spacing w:after="60"/>
+        <w:ind w:left="360"/>
+      </w:pPr>
+      <w:r>
+        <w:rPr>
+          <w:rFonts w:ascii="Arial" w:cs="Arial" w:eastAsia="Arial" w:hAnsi="Arial"/>
+          <w:sz w:val="20"/>
+          <w:szCs w:val="20"/>
+        </w:rPr>
+        <w:t xml:space="preserve">• </w:t>
+      </w:r>
+      <w:r>
+        <w:rPr>
+          <w:rFonts w:ascii="Arial" w:cs="Arial" w:eastAsia="Arial" w:hAnsi="Arial"/>
+          <w:sz w:val="20"/>
+          <w:szCs w:val="20"/>
+        </w:rPr>
+        <w:t xml:space="preserve">A) O(n)</w:t>
+      </w:r>
+    </w:p>
+    <w:p>
+      <w:pPr>
+        <w:spacing w:after="60"/>
+        <w:ind w:left="360"/>
+      </w:pPr>
+      <w:r>
+        <w:rPr>
+          <w:rFonts w:ascii="Arial" w:cs="Arial" w:eastAsia="Arial" w:hAnsi="Arial"/>
+          <w:sz w:val="20"/>
+          <w:szCs w:val="20"/>
+        </w:rPr>
+        <w:t xml:space="preserve">• </w:t>
+      </w:r>
+      <w:r>
+        <w:rPr>
+          <w:rFonts w:ascii="Arial" w:cs="Arial" w:eastAsia="Arial" w:hAnsi="Arial"/>
+          <w:sz w:val="20"/>
+          <w:szCs w:val="20"/>
+        </w:rPr>
+        <w:t xml:space="preserve">B) O(log n)</w:t>
+      </w:r>
+    </w:p>
+    <w:p>
+      <w:pPr>
+        <w:spacing w:after="60"/>
+        <w:ind w:left="360"/>
+      </w:pPr>
+      <w:r>
+        <w:rPr>
+          <w:rFonts w:ascii="Arial" w:cs="Arial" w:eastAsia="Arial" w:hAnsi="Arial"/>
+          <w:sz w:val="20"/>
+          <w:szCs w:val="20"/>
+        </w:rPr>
+        <w:t xml:space="preserve">• </w:t>
+      </w:r>
+      <w:r>
+        <w:rPr>
+          <w:rFonts w:ascii="Arial" w:cs="Arial" w:eastAsia="Arial" w:hAnsi="Arial"/>
+          <w:sz w:val="20"/>
+          <w:szCs w:val="20"/>
+        </w:rPr>
+        <w:t xml:space="preserve">C) O(1)</w:t>
+      </w:r>
+    </w:p>
+    <w:p>
+      <w:pPr>
+        <w:spacing w:after="60"/>
+        <w:ind w:left="360"/>
+      </w:pPr>
+      <w:r>
+        <w:rPr>
+          <w:rFonts w:ascii="Arial" w:cs="Arial" w:eastAsia="Arial" w:hAnsi="Arial"/>
+          <w:sz w:val="20"/>
+          <w:szCs w:val="20"/>
+        </w:rPr>
+        <w:t xml:space="preserve">• </w:t>
+      </w:r>
+      <w:r>
+        <w:rPr>
+          <w:rFonts w:ascii="Arial" w:cs="Arial" w:eastAsia="Arial" w:hAnsi="Arial"/>
+          <w:sz w:val="20"/>
+          <w:szCs w:val="20"/>
+        </w:rPr>
+        <w:t xml:space="preserve">D) O(n²)</w:t>
+      </w:r>
+    </w:p>
+    <w:p>
+      <w:pPr>
+        <w:spacing w:after="60"/>
+      </w:pPr>
+      <w:r>
+        <w:rPr>
+          <w:rFonts w:ascii="Arial" w:cs="Arial" w:eastAsia="Arial" w:hAnsi="Arial"/>
+          <w:sz w:val="20"/>
+          <w:szCs w:val="20"/>
+        </w:rPr>
+        <w:t xml:space="preserve">Question 1.8 (2 pts): In the tuple (1, 2, 3), how would you unpack it into variables?</w:t>
+      </w:r>
+    </w:p>
+    <w:p>
+      <w:pPr>
+        <w:spacing w:after="60"/>
+        <w:ind w:left="360"/>
+      </w:pPr>
+      <w:r>
+        <w:rPr>
+          <w:rFonts w:ascii="Arial" w:cs="Arial" w:eastAsia="Arial" w:hAnsi="Arial"/>
+          <w:sz w:val="20"/>
+          <w:szCs w:val="20"/>
+        </w:rPr>
+        <w:t xml:space="preserve">• </w:t>
+      </w:r>
+      <w:r>
+        <w:rPr>
+          <w:rFonts w:ascii="Arial" w:cs="Arial" w:eastAsia="Arial" w:hAnsi="Arial"/>
+          <w:sz w:val="20"/>
+          <w:szCs w:val="20"/>
+        </w:rPr>
+        <w:t xml:space="preserve">A) [a, b, c] = (1, 2, 3)</w:t>
+      </w:r>
+    </w:p>
+    <w:p>
+      <w:pPr>
+        <w:spacing w:after="60"/>
+        <w:ind w:left="360"/>
+      </w:pPr>
+      <w:r>
+        <w:rPr>
+          <w:rFonts w:ascii="Arial" w:cs="Arial" w:eastAsia="Arial" w:hAnsi="Arial"/>
+          <w:sz w:val="20"/>
+          <w:szCs w:val="20"/>
+        </w:rPr>
+        <w:t xml:space="preserve">• </w:t>
+      </w:r>
+      <w:r>
+        <w:rPr>
+          <w:rFonts w:ascii="Arial" w:cs="Arial" w:eastAsia="Arial" w:hAnsi="Arial"/>
+          <w:sz w:val="20"/>
+          <w:szCs w:val="20"/>
+        </w:rPr>
+        <w:t xml:space="preserve">B) a, b, c = (1, 2, 3)</w:t>
+      </w:r>
+    </w:p>
+    <w:p>
+      <w:pPr>
+        <w:spacing w:after="60"/>
+        <w:ind w:left="360"/>
+      </w:pPr>
+      <w:r>
+        <w:rPr>
+          <w:rFonts w:ascii="Arial" w:cs="Arial" w:eastAsia="Arial" w:hAnsi="Arial"/>
+          <w:sz w:val="20"/>
+          <w:szCs w:val="20"/>
+        </w:rPr>
+        <w:t xml:space="preserve">• </w:t>
+      </w:r>
+      <w:r>
+        <w:rPr>
+          <w:rFonts w:ascii="Arial" w:cs="Arial" w:eastAsia="Arial" w:hAnsi="Arial"/>
+          <w:sz w:val="20"/>
+          <w:szCs w:val="20"/>
+        </w:rPr>
+        <w:t xml:space="preserve">C) a = (1, 2, 3)[0], etc.</w:t>
+      </w:r>
+    </w:p>
+    <w:p>
+      <w:pPr>
+        <w:spacing w:after="60"/>
+        <w:ind w:left="360"/>
+      </w:pPr>
+      <w:r>
+        <w:rPr>
+          <w:rFonts w:ascii="Arial" w:cs="Arial" w:eastAsia="Arial" w:hAnsi="Arial"/>
+          <w:sz w:val="20"/>
+          <w:szCs w:val="20"/>
+        </w:rPr>
+        <w:t xml:space="preserve">• </w:t>
+      </w:r>
+      <w:r>
+        <w:rPr>
+          <w:rFonts w:ascii="Arial" w:cs="Arial" w:eastAsia="Arial" w:hAnsi="Arial"/>
+          <w:sz w:val="20"/>
+          <w:szCs w:val="20"/>
+        </w:rPr>
+        <w:t xml:space="preserve">D) Tuples cannot be unpacked</w:t>
+      </w:r>
+    </w:p>
+    <w:p>
+      <w:pPr>
+        <w:spacing w:after="60"/>
+      </w:pPr>
+      <w:r>
+        <w:rPr>
+          <w:rFonts w:ascii="Arial" w:cs="Arial" w:eastAsia="Arial" w:hAnsi="Arial"/>
+          <w:sz w:val="20"/>
+          <w:szCs w:val="20"/>
+        </w:rPr>
+        <w:t xml:space="preserve">Question 1.9 (2 pts): What's the result of {1, 1, 2, 2, 3} in Python?</w:t>
+      </w:r>
+    </w:p>
+    <w:p>
+      <w:pPr>
+        <w:spacing w:after="60"/>
+        <w:ind w:left="360"/>
+      </w:pPr>
+      <w:r>
+        <w:rPr>
+          <w:rFonts w:ascii="Arial" w:cs="Arial" w:eastAsia="Arial" w:hAnsi="Arial"/>
+          <w:sz w:val="20"/>
+          <w:szCs w:val="20"/>
+        </w:rPr>
+        <w:t xml:space="preserve">• </w:t>
+      </w:r>
+      <w:r>
+        <w:rPr>
+          <w:rFonts w:ascii="Arial" w:cs="Arial" w:eastAsia="Arial" w:hAnsi="Arial"/>
+          <w:sz w:val="20"/>
+          <w:szCs w:val="20"/>
+        </w:rPr>
+        <w:t xml:space="preserve">A) {1, 1, 2, 2, 3}</w:t>
+      </w:r>
+    </w:p>
+    <w:p>
+      <w:pPr>
+        <w:spacing w:after="60"/>
+        <w:ind w:left="360"/>
+      </w:pPr>
+      <w:r>
+        <w:rPr>
+          <w:rFonts w:ascii="Arial" w:cs="Arial" w:eastAsia="Arial" w:hAnsi="Arial"/>
+          <w:sz w:val="20"/>
+          <w:szCs w:val="20"/>
+        </w:rPr>
+        <w:t xml:space="preserve">• </w:t>
+      </w:r>
+      <w:r>
+        <w:rPr>
+          <w:rFonts w:ascii="Arial" w:cs="Arial" w:eastAsia="Arial" w:hAnsi="Arial"/>
+          <w:sz w:val="20"/>
+          <w:szCs w:val="20"/>
+        </w:rPr>
+        <w:t xml:space="preserve">B) {1, 2, 3}</w:t>
+      </w:r>
+    </w:p>
+    <w:p>
+      <w:pPr>
+        <w:spacing w:after="60"/>
+        <w:ind w:left="360"/>
+      </w:pPr>
+      <w:r>
+        <w:rPr>
+          <w:rFonts w:ascii="Arial" w:cs="Arial" w:eastAsia="Arial" w:hAnsi="Arial"/>
+          <w:sz w:val="20"/>
+          <w:szCs w:val="20"/>
+        </w:rPr>
+        <w:t xml:space="preserve">• </w:t>
+      </w:r>
+      <w:r>
+        <w:rPr>
+          <w:rFonts w:ascii="Arial" w:cs="Arial" w:eastAsia="Arial" w:hAnsi="Arial"/>
+          <w:sz w:val="20"/>
+          <w:szCs w:val="20"/>
+        </w:rPr>
+        <w:t xml:space="preserve">C) Error</w:t>
+      </w:r>
+    </w:p>
+    <w:p>
+      <w:pPr>
+        <w:spacing w:after="60"/>
+        <w:ind w:left="360"/>
+      </w:pPr>
+      <w:r>
+        <w:rPr>
+          <w:rFonts w:ascii="Arial" w:cs="Arial" w:eastAsia="Arial" w:hAnsi="Arial"/>
+          <w:sz w:val="20"/>
+          <w:szCs w:val="20"/>
+        </w:rPr>
+        <w:t xml:space="preserve">• </w:t>
+      </w:r>
+      <w:r>
+        <w:rPr>
+          <w:rFonts w:ascii="Arial" w:cs="Arial" w:eastAsia="Arial" w:hAnsi="Arial"/>
+          <w:sz w:val="20"/>
+          <w:szCs w:val="20"/>
+        </w:rPr>
+        <w:t xml:space="preserve">D) [1, 2, 3]</w:t>
+      </w:r>
+    </w:p>
+    <w:p>
+      <w:pPr>
+        <w:spacing w:after="60"/>
+      </w:pPr>
+      <w:r>
+        <w:rPr>
+          <w:rFonts w:ascii="Arial" w:cs="Arial" w:eastAsia="Arial" w:hAnsi="Arial"/>
+          <w:sz w:val="20"/>
+          <w:szCs w:val="20"/>
+        </w:rPr>
+        <w:t xml:space="preserve">Question 1.10 (2 pts): What does this code do?</w:t>
+      </w:r>
+    </w:p>
+    <w:p>
+      <w:pPr>
+        <w:spacing w:after="60"/>
+        <w:ind w:left="360"/>
+      </w:pPr>
+      <w:r>
+        <w:rPr>
+          <w:rFonts w:ascii="Arial" w:cs="Arial" w:eastAsia="Arial" w:hAnsi="Arial"/>
+          <w:sz w:val="20"/>
+          <w:szCs w:val="20"/>
+        </w:rPr>
+        <w:t xml:space="preserve">• </w:t>
+      </w:r>
+      <w:r>
+        <w:rPr>
+          <w:rFonts w:ascii="Arial" w:cs="Arial" w:eastAsia="Arial" w:hAnsi="Arial"/>
+          <w:sz w:val="20"/>
+          <w:szCs w:val="20"/>
+        </w:rPr>
+        <w:t xml:space="preserve">A) Union of sets</w:t>
+      </w:r>
+    </w:p>
+    <w:p>
+      <w:pPr>
+        <w:spacing w:after="60"/>
+        <w:ind w:left="360"/>
+      </w:pPr>
+      <w:r>
+        <w:rPr>
+          <w:rFonts w:ascii="Arial" w:cs="Arial" w:eastAsia="Arial" w:hAnsi="Arial"/>
+          <w:sz w:val="20"/>
+          <w:szCs w:val="20"/>
+        </w:rPr>
+        <w:t xml:space="preserve">• </w:t>
+      </w:r>
+      <w:r>
+        <w:rPr>
+          <w:rFonts w:ascii="Arial" w:cs="Arial" w:eastAsia="Arial" w:hAnsi="Arial"/>
+          <w:sz w:val="20"/>
+          <w:szCs w:val="20"/>
+        </w:rPr>
+        <w:t xml:space="preserve">B) Intersection of sets</w:t>
+      </w:r>
+    </w:p>
+    <w:p>
+      <w:pPr>
+        <w:spacing w:after="60"/>
+        <w:ind w:left="360"/>
+      </w:pPr>
+      <w:r>
+        <w:rPr>
+          <w:rFonts w:ascii="Arial" w:cs="Arial" w:eastAsia="Arial" w:hAnsi="Arial"/>
+          <w:sz w:val="20"/>
+          <w:szCs w:val="20"/>
+        </w:rPr>
+        <w:t xml:space="preserve">• </w:t>
+      </w:r>
+      <w:r>
+        <w:rPr>
+          <w:rFonts w:ascii="Arial" w:cs="Arial" w:eastAsia="Arial" w:hAnsi="Arial"/>
+          <w:sz w:val="20"/>
+          <w:szCs w:val="20"/>
+        </w:rPr>
+        <w:t xml:space="preserve">C) Difference of sets</w:t>
+      </w:r>
+    </w:p>
+    <w:p>
+      <w:pPr>
+        <w:spacing w:after="60"/>
+        <w:ind w:left="360"/>
+      </w:pPr>
+      <w:r>
+        <w:rPr>
+          <w:rFonts w:ascii="Arial" w:cs="Arial" w:eastAsia="Arial" w:hAnsi="Arial"/>
+          <w:sz w:val="20"/>
+          <w:szCs w:val="20"/>
+        </w:rPr>
+        <w:t xml:space="preserve">• </w:t>
+      </w:r>
+      <w:r>
+        <w:rPr>
+          <w:rFonts w:ascii="Arial" w:cs="Arial" w:eastAsia="Arial" w:hAnsi="Arial"/>
+          <w:sz w:val="20"/>
+          <w:szCs w:val="20"/>
+        </w:rPr>
+        <w:t xml:space="preserve">D) Symmetric difference</w:t>
+      </w:r>
+    </w:p>
+    <w:p>
+      <w:pPr>
+        <w:spacing w:after="60"/>
+      </w:pPr>
+      <w:r>
+        <w:rPr>
+          <w:rFonts w:ascii="Arial" w:cs="Arial" w:eastAsia="Arial" w:hAnsi="Arial"/>
+          <w:sz w:val="20"/>
+          <w:szCs w:val="20"/>
+        </w:rPr>
+        <w:t xml:space="preserve">Question 2.1 (10 pts): Find and fix the bugs in this code.</w:t>
+      </w:r>
+    </w:p>
+    <w:p>
+      <w:pPr>
+        <w:spacing w:after="60"/>
+      </w:pPr>
+      <w:r>
+        <w:rPr>
+          <w:rFonts w:ascii="Arial" w:cs="Arial" w:eastAsia="Arial" w:hAnsi="Arial"/>
+          <w:sz w:val="20"/>
+          <w:szCs w:val="20"/>
+        </w:rPr>
+        <w:t xml:space="preserve">Issues to identify:</w:t>
+      </w:r>
+    </w:p>
+    <w:p>
+      <w:pPr>
+        <w:spacing w:after="60"/>
+        <w:ind w:left="360"/>
+      </w:pPr>
+      <w:r>
+        <w:rPr>
+          <w:rFonts w:ascii="Arial" w:cs="Arial" w:eastAsia="Arial" w:hAnsi="Arial"/>
+          <w:sz w:val="20"/>
+          <w:szCs w:val="20"/>
+        </w:rPr>
+        <w:t xml:space="preserve">• </w:t>
+      </w:r>
+      <w:r>
+        <w:rPr>
+          <w:rFonts w:ascii="Arial" w:cs="Arial" w:eastAsia="Arial" w:hAnsi="Arial"/>
+          <w:sz w:val="20"/>
+          <w:szCs w:val="20"/>
+        </w:rPr>
+        <w:t xml:space="preserve">What's wrong with modifying a list while iterating?</w:t>
+      </w:r>
+    </w:p>
+    <w:p>
+      <w:pPr>
+        <w:spacing w:after="60"/>
+        <w:ind w:left="360"/>
+      </w:pPr>
+      <w:r>
+        <w:rPr>
+          <w:rFonts w:ascii="Arial" w:cs="Arial" w:eastAsia="Arial" w:hAnsi="Arial"/>
+          <w:sz w:val="20"/>
+          <w:szCs w:val="20"/>
+        </w:rPr>
+        <w:t xml:space="preserve">• </w:t>
+      </w:r>
+      <w:r>
+        <w:rPr>
+          <w:rFonts w:ascii="Arial" w:cs="Arial" w:eastAsia="Arial" w:hAnsi="Arial"/>
+          <w:sz w:val="20"/>
+          <w:szCs w:val="20"/>
+        </w:rPr>
+        <w:t xml:space="preserve">What's the correct approach?</w:t>
+      </w:r>
+    </w:p>
+    <w:p>
+      <w:pPr>
+        <w:spacing w:after="60"/>
+      </w:pPr>
+      <w:r>
+        <w:rPr>
+          <w:rFonts w:ascii="Arial" w:cs="Arial" w:eastAsia="Arial" w:hAnsi="Arial"/>
+          <w:sz w:val="20"/>
+          <w:szCs w:val="20"/>
+        </w:rPr>
+        <w:t xml:space="preserve">Question 2.2 (10 pts): Find and fix the bug in this dictionary code.</w:t>
+      </w:r>
+    </w:p>
+    <w:p>
+      <w:pPr>
+        <w:spacing w:after="60"/>
+      </w:pPr>
+      <w:r>
+        <w:rPr>
+          <w:rFonts w:ascii="Arial" w:cs="Arial" w:eastAsia="Arial" w:hAnsi="Arial"/>
+          <w:sz w:val="20"/>
+          <w:szCs w:val="20"/>
+        </w:rPr>
+        <w:t xml:space="preserve">What's the issue, and how do you fix it?</w:t>
+      </w:r>
+    </w:p>
+    <w:p>
+      <w:pPr>
+        <w:spacing w:after="60"/>
+      </w:pPr>
+      <w:r>
+        <w:rPr>
+          <w:rFonts w:ascii="Arial" w:cs="Arial" w:eastAsia="Arial" w:hAnsi="Arial"/>
+          <w:sz w:val="20"/>
+          <w:szCs w:val="20"/>
+        </w:rPr>
+        <w:t xml:space="preserve">Challenge 3.1 (15 pts): Write a function remove_duplicates(lst) that removes duplicate values from a list while preserving order.</w:t>
+      </w:r>
+    </w:p>
+    <w:p>
+      <w:pPr>
+        <w:spacing w:after="60"/>
+      </w:pPr>
+      <w:r>
+        <w:rPr>
+          <w:rFonts w:ascii="Arial" w:cs="Arial" w:eastAsia="Arial" w:hAnsi="Arial"/>
+          <w:sz w:val="20"/>
+          <w:szCs w:val="20"/>
+        </w:rPr>
+        <w:t xml:space="preserve">Requirements:</w:t>
+      </w:r>
+    </w:p>
+    <w:p>
+      <w:pPr>
+        <w:spacing w:after="60"/>
+        <w:ind w:left="360"/>
+      </w:pPr>
+      <w:r>
+        <w:rPr>
+          <w:rFonts w:ascii="Arial" w:cs="Arial" w:eastAsia="Arial" w:hAnsi="Arial"/>
+          <w:sz w:val="20"/>
+          <w:szCs w:val="20"/>
+        </w:rPr>
+        <w:t xml:space="preserve">• </w:t>
+      </w:r>
+      <w:r>
+        <w:rPr>
+          <w:rFonts w:ascii="Arial" w:cs="Arial" w:eastAsia="Arial" w:hAnsi="Arial"/>
+          <w:sz w:val="20"/>
+          <w:szCs w:val="20"/>
+        </w:rPr>
+        <w:t xml:space="preserve">Must preserve order</w:t>
+      </w:r>
+    </w:p>
+    <w:p>
+      <w:pPr>
+        <w:spacing w:after="60"/>
+        <w:ind w:left="360"/>
+      </w:pPr>
+      <w:r>
+        <w:rPr>
+          <w:rFonts w:ascii="Arial" w:cs="Arial" w:eastAsia="Arial" w:hAnsi="Arial"/>
+          <w:sz w:val="20"/>
+          <w:szCs w:val="20"/>
+        </w:rPr>
+        <w:t xml:space="preserve">• </w:t>
+      </w:r>
+      <w:r>
+        <w:rPr>
+          <w:rFonts w:ascii="Arial" w:cs="Arial" w:eastAsia="Arial" w:hAnsi="Arial"/>
+          <w:sz w:val="20"/>
+          <w:szCs w:val="20"/>
+        </w:rPr>
+        <w:t xml:space="preserve">Must work with any hashable data type</w:t>
+      </w:r>
+    </w:p>
+    <w:p>
+      <w:pPr>
+        <w:spacing w:after="60"/>
+        <w:ind w:left="360"/>
+      </w:pPr>
+      <w:r>
+        <w:rPr>
+          <w:rFonts w:ascii="Arial" w:cs="Arial" w:eastAsia="Arial" w:hAnsi="Arial"/>
+          <w:sz w:val="20"/>
+          <w:szCs w:val="20"/>
+        </w:rPr>
+        <w:t xml:space="preserve">• </w:t>
+      </w:r>
+      <w:r>
+        <w:rPr>
+          <w:rFonts w:ascii="Arial" w:cs="Arial" w:eastAsia="Arial" w:hAnsi="Arial"/>
+          <w:sz w:val="20"/>
+          <w:szCs w:val="20"/>
+        </w:rPr>
+        <w:t xml:space="preserve">Should be efficient</w:t>
+      </w:r>
+    </w:p>
+    <w:p>
+      <w:pPr>
+        <w:spacing w:after="60"/>
+      </w:pPr>
+      <w:r>
+        <w:rPr>
+          <w:rFonts w:ascii="Arial" w:cs="Arial" w:eastAsia="Arial" w:hAnsi="Arial"/>
+          <w:sz w:val="20"/>
+          <w:szCs w:val="20"/>
+        </w:rPr>
+        <w:t xml:space="preserve">Challenge 3.2 (15 pts): Write a function word_frequency(text) that returns a dictionary of word frequencies.</w:t>
+      </w:r>
+    </w:p>
+    <w:p>
+      <w:pPr>
+        <w:spacing w:after="60"/>
+      </w:pPr>
+      <w:r>
+        <w:rPr>
+          <w:rFonts w:ascii="Arial" w:cs="Arial" w:eastAsia="Arial" w:hAnsi="Arial"/>
+          <w:sz w:val="20"/>
+          <w:szCs w:val="20"/>
+        </w:rPr>
+        <w:t xml:space="preserve">Requirements:</w:t>
+      </w:r>
+    </w:p>
+    <w:p>
+      <w:pPr>
+        <w:spacing w:after="60"/>
+        <w:ind w:left="360"/>
+      </w:pPr>
+      <w:r>
+        <w:rPr>
+          <w:rFonts w:ascii="Arial" w:cs="Arial" w:eastAsia="Arial" w:hAnsi="Arial"/>
+          <w:sz w:val="20"/>
+          <w:szCs w:val="20"/>
+        </w:rPr>
+        <w:t xml:space="preserve">• </w:t>
+      </w:r>
+      <w:r>
+        <w:rPr>
+          <w:rFonts w:ascii="Arial" w:cs="Arial" w:eastAsia="Arial" w:hAnsi="Arial"/>
+          <w:sz w:val="20"/>
+          <w:szCs w:val="20"/>
+        </w:rPr>
+        <w:t xml:space="preserve">Split text by spaces</w:t>
+      </w:r>
+    </w:p>
+    <w:p>
+      <w:pPr>
+        <w:spacing w:after="60"/>
+        <w:ind w:left="360"/>
+      </w:pPr>
+      <w:r>
+        <w:rPr>
+          <w:rFonts w:ascii="Arial" w:cs="Arial" w:eastAsia="Arial" w:hAnsi="Arial"/>
+          <w:sz w:val="20"/>
+          <w:szCs w:val="20"/>
+        </w:rPr>
+        <w:t xml:space="preserve">• </w:t>
+      </w:r>
+      <w:r>
+        <w:rPr>
+          <w:rFonts w:ascii="Arial" w:cs="Arial" w:eastAsia="Arial" w:hAnsi="Arial"/>
+          <w:sz w:val="20"/>
+          <w:szCs w:val="20"/>
+        </w:rPr>
+        <w:t xml:space="preserve">Count occurrences of each word</w:t>
+      </w:r>
+    </w:p>
+    <w:p>
+      <w:pPr>
+        <w:spacing w:after="60"/>
+        <w:ind w:left="360"/>
+      </w:pPr>
+      <w:r>
+        <w:rPr>
+          <w:rFonts w:ascii="Arial" w:cs="Arial" w:eastAsia="Arial" w:hAnsi="Arial"/>
+          <w:sz w:val="20"/>
+          <w:szCs w:val="20"/>
+        </w:rPr>
+        <w:t xml:space="preserve">• </w:t>
+      </w:r>
+      <w:r>
+        <w:rPr>
+          <w:rFonts w:ascii="Arial" w:cs="Arial" w:eastAsia="Arial" w:hAnsi="Arial"/>
+          <w:sz w:val="20"/>
+          <w:szCs w:val="20"/>
+        </w:rPr>
+        <w:t xml:space="preserve">Return a dictionary</w:t>
+      </w:r>
+    </w:p>
+    <w:p>
+      <w:pPr>
+        <w:spacing w:after="60"/>
+      </w:pPr>
+      <w:r>
+        <w:rPr>
+          <w:rFonts w:ascii="Arial" w:cs="Arial" w:eastAsia="Arial" w:hAnsi="Arial"/>
+          <w:sz w:val="20"/>
+          <w:szCs w:val="20"/>
+        </w:rPr>
+        <w:t xml:space="preserve">Challenge 3.3 (15 pts): Write a function find_common_elements(list1, list2) that returns elements common to both lists.</w:t>
+      </w:r>
+    </w:p>
+    <w:p>
+      <w:pPr>
+        <w:spacing w:after="60"/>
+      </w:pPr>
+      <w:r>
+        <w:rPr>
+          <w:rFonts w:ascii="Arial" w:cs="Arial" w:eastAsia="Arial" w:hAnsi="Arial"/>
+          <w:sz w:val="20"/>
+          <w:szCs w:val="20"/>
+        </w:rPr>
+        <w:t xml:space="preserve">Requirements:</w:t>
+      </w:r>
+    </w:p>
+    <w:p>
+      <w:pPr>
+        <w:spacing w:after="60"/>
+        <w:ind w:left="360"/>
+      </w:pPr>
+      <w:r>
+        <w:rPr>
+          <w:rFonts w:ascii="Arial" w:cs="Arial" w:eastAsia="Arial" w:hAnsi="Arial"/>
+          <w:sz w:val="20"/>
+          <w:szCs w:val="20"/>
+        </w:rPr>
+        <w:t xml:space="preserve">• </w:t>
+      </w:r>
+      <w:r>
+        <w:rPr>
+          <w:rFonts w:ascii="Arial" w:cs="Arial" w:eastAsia="Arial" w:hAnsi="Arial"/>
+          <w:sz w:val="20"/>
+          <w:szCs w:val="20"/>
+        </w:rPr>
+        <w:t xml:space="preserve">Return common elements</w:t>
+      </w:r>
+    </w:p>
+    <w:p>
+      <w:pPr>
+        <w:spacing w:after="60"/>
+        <w:ind w:left="360"/>
+      </w:pPr>
+      <w:r>
+        <w:rPr>
+          <w:rFonts w:ascii="Arial" w:cs="Arial" w:eastAsia="Arial" w:hAnsi="Arial"/>
+          <w:sz w:val="20"/>
+          <w:szCs w:val="20"/>
+        </w:rPr>
+        <w:t xml:space="preserve">• </w:t>
+      </w:r>
+      <w:r>
+        <w:rPr>
+          <w:rFonts w:ascii="Arial" w:cs="Arial" w:eastAsia="Arial" w:hAnsi="Arial"/>
+          <w:sz w:val="20"/>
+          <w:szCs w:val="20"/>
+        </w:rPr>
+        <w:t xml:space="preserve">Can return list or set</w:t>
+      </w:r>
+    </w:p>
+    <w:p>
+      <w:pPr>
+        <w:spacing w:after="60"/>
+        <w:ind w:left="360"/>
+      </w:pPr>
+      <w:r>
+        <w:rPr>
+          <w:rFonts w:ascii="Arial" w:cs="Arial" w:eastAsia="Arial" w:hAnsi="Arial"/>
+          <w:sz w:val="20"/>
+          <w:szCs w:val="20"/>
+        </w:rPr>
+        <w:t xml:space="preserve">• </w:t>
+      </w:r>
+      <w:r>
+        <w:rPr>
+          <w:rFonts w:ascii="Arial" w:cs="Arial" w:eastAsia="Arial" w:hAnsi="Arial"/>
+          <w:sz w:val="20"/>
+          <w:szCs w:val="20"/>
+        </w:rPr>
+        <w:t xml:space="preserve">Must be efficient</w:t>
+      </w:r>
+    </w:p>
+    <w:p>
+      <w:pPr>
+        <w:spacing w:after="60"/>
+      </w:pPr>
+      <w:r>
+        <w:rPr>
+          <w:rFonts w:ascii="Arial" w:cs="Arial" w:eastAsia="Arial" w:hAnsi="Arial"/>
+          <w:sz w:val="20"/>
+          <w:szCs w:val="20"/>
+        </w:rPr>
+        <w:t xml:space="preserve">Challenge 3.4 (15 pts): Design and implement a simple contact book system.</w:t>
+      </w:r>
+    </w:p>
+    <w:p>
+      <w:pPr>
+        <w:spacing w:after="60"/>
+      </w:pPr>
+      <w:r>
+        <w:rPr>
+          <w:rFonts w:ascii="Arial" w:cs="Arial" w:eastAsia="Arial" w:hAnsi="Arial"/>
+          <w:sz w:val="20"/>
+          <w:szCs w:val="20"/>
+        </w:rPr>
+        <w:t xml:space="preserve">Requirements:</w:t>
+      </w:r>
+    </w:p>
+    <w:p>
+      <w:pPr>
+        <w:spacing w:after="60"/>
+        <w:ind w:left="360"/>
+      </w:pPr>
+      <w:r>
+        <w:rPr>
+          <w:rFonts w:ascii="Arial" w:cs="Arial" w:eastAsia="Arial" w:hAnsi="Arial"/>
+          <w:sz w:val="20"/>
+          <w:szCs w:val="20"/>
+        </w:rPr>
+        <w:t xml:space="preserve">• </w:t>
+      </w:r>
+      <w:r>
+        <w:rPr>
+          <w:rFonts w:ascii="Arial" w:cs="Arial" w:eastAsia="Arial" w:hAnsi="Arial"/>
+          <w:sz w:val="20"/>
+          <w:szCs w:val="20"/>
+        </w:rPr>
+        <w:t xml:space="preserve">Use appropriate data structures</w:t>
+      </w:r>
+    </w:p>
+    <w:p>
+      <w:pPr>
+        <w:spacing w:after="60"/>
+        <w:ind w:left="360"/>
+      </w:pPr>
+      <w:r>
+        <w:rPr>
+          <w:rFonts w:ascii="Arial" w:cs="Arial" w:eastAsia="Arial" w:hAnsi="Arial"/>
+          <w:sz w:val="20"/>
+          <w:szCs w:val="20"/>
+        </w:rPr>
+        <w:t xml:space="preserve">• </w:t>
+      </w:r>
+      <w:r>
+        <w:rPr>
+          <w:rFonts w:ascii="Arial" w:cs="Arial" w:eastAsia="Arial" w:hAnsi="Arial"/>
+          <w:sz w:val="20"/>
+          <w:szCs w:val="20"/>
+        </w:rPr>
+        <w:t xml:space="preserve">Must support all listed operations</w:t>
+      </w:r>
+    </w:p>
+    <w:p>
+      <w:pPr>
+        <w:spacing w:after="60"/>
+        <w:ind w:left="360"/>
+      </w:pPr>
+      <w:r>
+        <w:rPr>
+          <w:rFonts w:ascii="Arial" w:cs="Arial" w:eastAsia="Arial" w:hAnsi="Arial"/>
+          <w:sz w:val="20"/>
+          <w:szCs w:val="20"/>
+        </w:rPr>
+        <w:t xml:space="preserve">• </w:t>
+      </w:r>
+      <w:r>
+        <w:rPr>
+          <w:rFonts w:ascii="Arial" w:cs="Arial" w:eastAsia="Arial" w:hAnsi="Arial"/>
+          <w:sz w:val="20"/>
+          <w:szCs w:val="20"/>
+        </w:rPr>
+        <w:t xml:space="preserve">Must handle non-existent contacts gracefully</w:t>
+      </w:r>
+    </w:p>
+    <w:p>
+      <w:pPr>
+        <w:spacing w:after="60"/>
+        <w:ind w:left="360"/>
+      </w:pPr>
+      <w:r>
+        <w:rPr>
+          <w:rFonts w:ascii="Arial" w:cs="Arial" w:eastAsia="Arial" w:hAnsi="Arial"/>
+          <w:sz w:val="20"/>
+          <w:szCs w:val="20"/>
+        </w:rPr>
+        <w:t xml:space="preserve">• </w:t>
+      </w:r>
+      <w:r>
+        <w:rPr>
+          <w:rFonts w:ascii="Arial" w:cs="Arial" w:eastAsia="Arial" w:hAnsi="Arial"/>
+          <w:sz w:val="20"/>
+          <w:szCs w:val="20"/>
+        </w:rPr>
+        <w:t xml:space="preserve">Should be efficient</w:t>
+      </w:r>
+    </w:p>
+    <w:p>
+      <w:pPr>
+        <w:spacing w:after="60"/>
+      </w:pPr>
+      <w:r>
+        <w:rPr>
+          <w:rFonts w:ascii="Arial" w:cs="Arial" w:eastAsia="Arial" w:hAnsi="Arial"/>
+          <w:sz w:val="20"/>
+          <w:szCs w:val="20"/>
+        </w:rPr>
+        <w:t xml:space="preserve">| Q | Answer | Explanation |</w:t>
+      </w:r>
+    </w:p>
+    <w:p>
+      <w:pPr>
+        <w:spacing w:after="60"/>
+      </w:pPr>
+      <w:r>
+        <w:rPr>
+          <w:rFonts w:ascii="Arial" w:cs="Arial" w:eastAsia="Arial" w:hAnsi="Arial"/>
+          <w:sz w:val="20"/>
+          <w:szCs w:val="20"/>
+        </w:rPr>
+        <w:t xml:space="preserve">||--|-|</w:t>
+      </w:r>
+    </w:p>
+    <w:p>
+      <w:pPr>
+        <w:spacing w:after="60"/>
+      </w:pPr>
+      <w:r>
+        <w:rPr>
+          <w:rFonts w:ascii="Arial" w:cs="Arial" w:eastAsia="Arial" w:hAnsi="Arial"/>
+          <w:sz w:val="20"/>
+          <w:szCs w:val="20"/>
+        </w:rPr>
+        <w:t xml:space="preserve">| 1.1 | B | Tuple for immutable data |</w:t>
+      </w:r>
+    </w:p>
+    <w:p>
+      <w:pPr>
+        <w:spacing w:after="60"/>
+      </w:pPr>
+      <w:r>
+        <w:rPr>
+          <w:rFonts w:ascii="Arial" w:cs="Arial" w:eastAsia="Arial" w:hAnsi="Arial"/>
+          <w:sz w:val="20"/>
+          <w:szCs w:val="20"/>
+        </w:rPr>
+        <w:t xml:space="preserve">| 1.2 | B | lst[-2::-1] = reverse from second-to-last |</w:t>
+      </w:r>
+    </w:p>
+    <w:p>
+      <w:pPr>
+        <w:spacing w:after="60"/>
+      </w:pPr>
+      <w:r>
+        <w:rPr>
+          <w:rFonts w:ascii="Arial" w:cs="Arial" w:eastAsia="Arial" w:hAnsi="Arial"/>
+          <w:sz w:val="20"/>
+          <w:szCs w:val="20"/>
+        </w:rPr>
+        <w:t xml:space="preserve">| 1.3 | B | .remove(value) vs .pop(index) |</w:t>
+      </w:r>
+    </w:p>
+    <w:p>
+      <w:pPr>
+        <w:spacing w:after="60"/>
+      </w:pPr>
+      <w:r>
+        <w:rPr>
+          <w:rFonts w:ascii="Arial" w:cs="Arial" w:eastAsia="Arial" w:hAnsi="Arial"/>
+          <w:sz w:val="20"/>
+          <w:szCs w:val="20"/>
+        </w:rPr>
+        <w:t xml:space="preserve">| 1.4 | C | Only tuples/immutable types can be keys |</w:t>
+      </w:r>
+    </w:p>
+    <w:p>
+      <w:pPr>
+        <w:spacing w:after="60"/>
+      </w:pPr>
+      <w:r>
+        <w:rPr>
+          <w:rFonts w:ascii="Arial" w:cs="Arial" w:eastAsia="Arial" w:hAnsi="Arial"/>
+          <w:sz w:val="20"/>
+          <w:szCs w:val="20"/>
+        </w:rPr>
+        <w:t xml:space="preserve">| 1.5 | C | .get() returns the default value (0) |</w:t>
+      </w:r>
+    </w:p>
+    <w:p>
+      <w:pPr>
+        <w:spacing w:after="60"/>
+      </w:pPr>
+      <w:r>
+        <w:rPr>
+          <w:rFonts w:ascii="Arial" w:cs="Arial" w:eastAsia="Arial" w:hAnsi="Arial"/>
+          <w:sz w:val="20"/>
+          <w:szCs w:val="20"/>
+        </w:rPr>
+        <w:t xml:space="preserve">| 1.6 | A | Concise, readable list creation |</w:t>
+      </w:r>
+    </w:p>
+    <w:p>
+      <w:pPr>
+        <w:spacing w:after="60"/>
+      </w:pPr>
+      <w:r>
+        <w:rPr>
+          <w:rFonts w:ascii="Arial" w:cs="Arial" w:eastAsia="Arial" w:hAnsi="Arial"/>
+          <w:sz w:val="20"/>
+          <w:szCs w:val="20"/>
+        </w:rPr>
+        <w:t xml:space="preserve">| 1.7 | C | Sets use hash table (O(1) average) |</w:t>
+      </w:r>
+    </w:p>
+    <w:p>
+      <w:pPr>
+        <w:spacing w:after="60"/>
+      </w:pPr>
+      <w:r>
+        <w:rPr>
+          <w:rFonts w:ascii="Arial" w:cs="Arial" w:eastAsia="Arial" w:hAnsi="Arial"/>
+          <w:sz w:val="20"/>
+          <w:szCs w:val="20"/>
+        </w:rPr>
+        <w:t xml:space="preserve">| 1.8 | B | Python unpacking with a, b, c = tuple |</w:t>
+      </w:r>
+    </w:p>
+    <w:p>
+      <w:pPr>
+        <w:spacing w:after="60"/>
+      </w:pPr>
+      <w:r>
+        <w:rPr>
+          <w:rFonts w:ascii="Arial" w:cs="Arial" w:eastAsia="Arial" w:hAnsi="Arial"/>
+          <w:sz w:val="20"/>
+          <w:szCs w:val="20"/>
+        </w:rPr>
+        <w:t xml:space="preserve">| 1.9 | B | Sets automatically remove duplicates |</w:t>
+      </w:r>
+    </w:p>
+    <w:p>
+      <w:pPr>
+        <w:spacing w:after="60"/>
+      </w:pPr>
+      <w:r>
+        <w:rPr>
+          <w:rFonts w:ascii="Arial" w:cs="Arial" w:eastAsia="Arial" w:hAnsi="Arial"/>
+          <w:sz w:val="20"/>
+          <w:szCs w:val="20"/>
+        </w:rPr>
+        <w:t xml:space="preserve">| 1.10 | B | &amp; is intersection operator |</w:t>
+      </w:r>
+    </w:p>
+    <w:p>
+      <w:pPr>
+        <w:spacing w:after="60"/>
+      </w:pPr>
+      <w:r>
+        <w:rPr>
+          <w:rFonts w:ascii="Arial" w:cs="Arial" w:eastAsia="Arial" w:hAnsi="Arial"/>
+          <w:sz w:val="20"/>
+          <w:szCs w:val="20"/>
+        </w:rPr>
+        <w:t xml:space="preserve">2.1 Fix:</w:t>
+      </w:r>
+    </w:p>
+    <w:p>
+      <w:pPr>
+        <w:spacing w:after="60"/>
+      </w:pPr>
+      <w:r>
+        <w:rPr>
+          <w:rFonts w:ascii="Arial" w:cs="Arial" w:eastAsia="Arial" w:hAnsi="Arial"/>
+          <w:sz w:val="20"/>
+          <w:szCs w:val="20"/>
+        </w:rPr>
+        <w:t xml:space="preserve">Issue: Modifying a list while iterating causes elements to be skipped.</w:t>
+      </w:r>
+    </w:p>
+    <w:p>
+      <w:pPr>
+        <w:spacing w:after="60"/>
+      </w:pPr>
+      <w:r>
+        <w:rPr>
+          <w:rFonts w:ascii="Arial" w:cs="Arial" w:eastAsia="Arial" w:hAnsi="Arial"/>
+          <w:sz w:val="20"/>
+          <w:szCs w:val="20"/>
+        </w:rPr>
+        <w:t xml:space="preserve">2.2 Fix:</w:t>
+      </w:r>
+    </w:p>
+    <w:p>
+      <w:pPr>
+        <w:spacing w:after="60"/>
+      </w:pPr>
+      <w:r>
+        <w:rPr>
+          <w:rFonts w:ascii="Arial" w:cs="Arial" w:eastAsia="Arial" w:hAnsi="Arial"/>
+          <w:sz w:val="20"/>
+          <w:szCs w:val="20"/>
+        </w:rPr>
+        <w:t xml:space="preserve">Issue: Dictionary assignment creates a reference, modifying the original.</w:t>
+      </w:r>
+    </w:p>
+    <w:p>
+      <w:pPr>
+        <w:spacing w:after="60"/>
+      </w:pPr>
+      <w:r>
+        <w:rPr>
+          <w:rFonts w:ascii="Arial" w:cs="Arial" w:eastAsia="Arial" w:hAnsi="Arial"/>
+          <w:sz w:val="20"/>
+          <w:szCs w:val="20"/>
+        </w:rPr>
+        <w:t xml:space="preserve">Challenge 3.1 Solution:</w:t>
+      </w:r>
+    </w:p>
+    <w:p>
+      <w:pPr>
+        <w:spacing w:after="60"/>
+      </w:pPr>
+      <w:r>
+        <w:rPr>
+          <w:rFonts w:ascii="Arial" w:cs="Arial" w:eastAsia="Arial" w:hAnsi="Arial"/>
+          <w:sz w:val="20"/>
+          <w:szCs w:val="20"/>
+        </w:rPr>
+        <w:t xml:space="preserve">Challenge 3.2 Solution:</w:t>
+      </w:r>
+    </w:p>
+    <w:p>
+      <w:pPr>
+        <w:spacing w:after="60"/>
+      </w:pPr>
+      <w:r>
+        <w:rPr>
+          <w:rFonts w:ascii="Arial" w:cs="Arial" w:eastAsia="Arial" w:hAnsi="Arial"/>
+          <w:sz w:val="20"/>
+          <w:szCs w:val="20"/>
+        </w:rPr>
+        <w:t xml:space="preserve">Challenge 3.3 Solution:</w:t>
+      </w:r>
+    </w:p>
+    <w:p>
+      <w:pPr>
+        <w:spacing w:after="60"/>
+      </w:pPr>
+      <w:r>
+        <w:rPr>
+          <w:rFonts w:ascii="Arial" w:cs="Arial" w:eastAsia="Arial" w:hAnsi="Arial"/>
+          <w:sz w:val="20"/>
+          <w:szCs w:val="20"/>
+        </w:rPr>
+        <w:t xml:space="preserve">Challenge 3.4 Solution:</w:t>
+      </w:r>
+    </w:p>
+    <w:p>
+      <w:pPr>
+        <w:spacing w:after="60"/>
+      </w:pPr>
+      <w:r>
+        <w:rPr>
+          <w:rFonts w:ascii="Arial" w:cs="Arial" w:eastAsia="Arial" w:hAnsi="Arial"/>
+          <w:sz w:val="20"/>
+          <w:szCs w:val="20"/>
+        </w:rPr>
+        <w:t xml:space="preserve">Part 1 (20 pts): 2 points per question, all or nothing</w:t>
+      </w:r>
+    </w:p>
+    <w:p>
+      <w:pPr>
+        <w:spacing w:after="60"/>
+      </w:pPr>
+      <w:r>
+        <w:rPr>
+          <w:rFonts w:ascii="Arial" w:cs="Arial" w:eastAsia="Arial" w:hAnsi="Arial"/>
+          <w:sz w:val="20"/>
+          <w:szCs w:val="20"/>
+        </w:rPr>
+        <w:t xml:space="preserve">Part 2 (20 pts):</w:t>
+      </w:r>
+    </w:p>
+    <w:p>
+      <w:pPr>
+        <w:spacing w:after="60"/>
+        <w:ind w:left="360"/>
+      </w:pPr>
+      <w:r>
+        <w:rPr>
+          <w:rFonts w:ascii="Arial" w:cs="Arial" w:eastAsia="Arial" w:hAnsi="Arial"/>
+          <w:sz w:val="20"/>
+          <w:szCs w:val="20"/>
+        </w:rPr>
+        <w:t xml:space="preserve">• </w:t>
+      </w:r>
+      <w:r>
+        <w:rPr>
+          <w:rFonts w:ascii="Arial" w:cs="Arial" w:eastAsia="Arial" w:hAnsi="Arial"/>
+          <w:sz w:val="20"/>
+          <w:szCs w:val="20"/>
+        </w:rPr>
+        <w:t xml:space="preserve">Correctly identifies issues: 5 pts each</w:t>
+      </w:r>
+    </w:p>
+    <w:p>
+      <w:pPr>
+        <w:spacing w:after="60"/>
+        <w:ind w:left="360"/>
+      </w:pPr>
+      <w:r>
+        <w:rPr>
+          <w:rFonts w:ascii="Arial" w:cs="Arial" w:eastAsia="Arial" w:hAnsi="Arial"/>
+          <w:sz w:val="20"/>
+          <w:szCs w:val="20"/>
+        </w:rPr>
+        <w:t xml:space="preserve">• </w:t>
+      </w:r>
+      <w:r>
+        <w:rPr>
+          <w:rFonts w:ascii="Arial" w:cs="Arial" w:eastAsia="Arial" w:hAnsi="Arial"/>
+          <w:sz w:val="20"/>
+          <w:szCs w:val="20"/>
+        </w:rPr>
+        <w:t xml:space="preserve">Provides working fix: 5 pts each</w:t>
+      </w:r>
+    </w:p>
+    <w:p>
+      <w:pPr>
+        <w:spacing w:after="60"/>
+      </w:pPr>
+      <w:r>
+        <w:rPr>
+          <w:rFonts w:ascii="Arial" w:cs="Arial" w:eastAsia="Arial" w:hAnsi="Arial"/>
+          <w:sz w:val="20"/>
+          <w:szCs w:val="20"/>
+        </w:rPr>
+        <w:t xml:space="preserve">Part 3 (60 pts):</w:t>
+      </w:r>
+    </w:p>
+    <w:p>
+      <w:pPr>
+        <w:spacing w:after="60"/>
+        <w:ind w:left="360"/>
+      </w:pPr>
+      <w:r>
+        <w:rPr>
+          <w:rFonts w:ascii="Arial" w:cs="Arial" w:eastAsia="Arial" w:hAnsi="Arial"/>
+          <w:sz w:val="20"/>
+          <w:szCs w:val="20"/>
+        </w:rPr>
+        <w:t xml:space="preserve">• </w:t>
+      </w:r>
+      <w:r>
+        <w:rPr>
+          <w:rFonts w:ascii="Arial" w:cs="Arial" w:eastAsia="Arial" w:hAnsi="Arial"/>
+          <w:sz w:val="20"/>
+          <w:szCs w:val="20"/>
+        </w:rPr>
+        <w:t xml:space="preserve">3.1-3.3: 5 pts for correct solution, 5 pts for efficiency, 5 pts for handling edge cases</w:t>
+      </w:r>
+    </w:p>
+    <w:p>
+      <w:pPr>
+        <w:spacing w:after="60"/>
+        <w:ind w:left="360"/>
+      </w:pPr>
+      <w:r>
+        <w:rPr>
+          <w:rFonts w:ascii="Arial" w:cs="Arial" w:eastAsia="Arial" w:hAnsi="Arial"/>
+          <w:sz w:val="20"/>
+          <w:szCs w:val="20"/>
+        </w:rPr>
+        <w:t xml:space="preserve">• </w:t>
+      </w:r>
+      <w:r>
+        <w:rPr>
+          <w:rFonts w:ascii="Arial" w:cs="Arial" w:eastAsia="Arial" w:hAnsi="Arial"/>
+          <w:sz w:val="20"/>
+          <w:szCs w:val="20"/>
+        </w:rPr>
+        <w:t xml:space="preserve">3.4: 5 pts for data structure choice, 5 pts for each method (5 methods), bonus for robustness</w:t>
+      </w:r>
+    </w:p>
+    <w:p>
+      <w:pPr>
+        <w:spacing w:after="160"/>
       </w:pPr>
     </w:p>
     <w:p>
